--- a/public/legal/cookie-policy.docx
+++ b/public/legal/cookie-policy.docx
@@ -2,7 +2,7 @@
 <file path=word/document.xml><?xml version="1.0" encoding="utf-8"?>
 <w:document xmlns:w="http://schemas.openxmlformats.org/wordprocessingml/2006/main" xmlns:m="http://schemas.openxmlformats.org/officeDocument/2006/math" xmlns:r="http://schemas.openxmlformats.org/officeDocument/2006/relationships" xmlns:o="urn:schemas-microsoft-com:office:office" xmlns:v="urn:schemas-microsoft-com:vml" xmlns:w10="urn:schemas-microsoft-com:office:word" xmlns:a="http://schemas.openxmlformats.org/drawingml/2006/main" xmlns:pic="http://schemas.openxmlformats.org/drawingml/2006/picture" xmlns:wp="http://schemas.openxmlformats.org/drawingml/2006/wordprocessingDrawing">
   <w:body>
-    <w:bookmarkStart w:id="17" w:name="puretask-cookie-policy"/>
+    <w:bookmarkStart w:id="24" w:name="puretask-cookie-policy"/>
     <w:p>
       <w:pPr>
         <w:pStyle w:val="Heading1"/>
@@ -28,6 +28,22 @@
       <w:r>
         <w:t xml:space="preserve">May 17, 2026</w:t>
       </w:r>
+      <w:r>
+        <w:t xml:space="preserve"> </w:t>
+      </w:r>
+      <w:r>
+        <w:rPr>
+          <w:b/>
+          <w:bCs/>
+        </w:rPr>
+        <w:t xml:space="preserve">Version:</w:t>
+      </w:r>
+      <w:r>
+        <w:t xml:space="preserve"> </w:t>
+      </w:r>
+      <w:r>
+        <w:t xml:space="preserve">2.0</w:t>
+      </w:r>
     </w:p>
     <w:p>
       <w:pPr>
@@ -44,16 +60,13 @@
           <w:b/>
           <w:bCs/>
         </w:rPr>
-        <w:t xml:space="preserve">Nathan Chiaratti, d/b/a PureTask</w:t>
-      </w:r>
-      <w:r>
-        <w:t xml:space="preserve"> </w:t>
-      </w:r>
-      <w:r>
-        <w:t xml:space="preserve">(</w:t>
-      </w:r>
-      <w:r>
-        <w:t xml:space="preserve">“</w:t>
+        <w:t xml:space="preserve">PureTask LLC</w:t>
+      </w:r>
+      <w:r>
+        <w:t xml:space="preserve"> </w:t>
+      </w:r>
+      <w:r>
+        <w:t xml:space="preserve">(“</w:t>
       </w:r>
       <w:r>
         <w:rPr>
@@ -63,16 +76,7 @@
         <w:t xml:space="preserve">PureTask</w:t>
       </w:r>
       <w:r>
-        <w:t xml:space="preserve">”</w:t>
-      </w:r>
-      <w:r>
-        <w:t xml:space="preserve">) uses cookies and similar technologies on our website and mobile applications (the</w:t>
-      </w:r>
-      <w:r>
-        <w:t xml:space="preserve"> </w:t>
-      </w:r>
-      <w:r>
-        <w:t xml:space="preserve">“</w:t>
+        <w:t xml:space="preserve">”) uses cookies and similar technologies on our website and mobile applications (the “</w:t>
       </w:r>
       <w:r>
         <w:rPr>
@@ -82,10 +86,7 @@
         <w:t xml:space="preserve">Platform</w:t>
       </w:r>
       <w:r>
-        <w:t xml:space="preserve">”</w:t>
-      </w:r>
-      <w:r>
-        <w:t xml:space="preserve">). It supplements our</w:t>
+        <w:t xml:space="preserve">”). It supplements our</w:t>
       </w:r>
       <w:r>
         <w:t xml:space="preserve"> </w:t>
@@ -102,6 +103,13 @@
         <w:t xml:space="preserve">.</w:t>
       </w:r>
     </w:p>
+    <w:p>
+      <w:r>
+        <w:pict>
+          <v:rect style="width:0;height:1.5pt" o:hralign="center" o:hrstd="t" o:hr="t"/>
+        </w:pict>
+      </w:r>
+    </w:p>
     <w:bookmarkStart w:id="10" w:name="what-are-cookies"/>
     <w:p>
       <w:pPr>
@@ -152,7 +160,7 @@
           <w:b/>
           <w:bCs/>
         </w:rPr>
-        <w:t xml:space="preserve">pixels/web beacons</w:t>
+        <w:t xml:space="preserve">pixels / web beacons</w:t>
       </w:r>
       <w:r>
         <w:t xml:space="preserve">,</w:t>
@@ -168,6 +176,19 @@
         <w:t xml:space="preserve">SDKs</w:t>
       </w:r>
       <w:r>
+        <w:t xml:space="preserve">,</w:t>
+      </w:r>
+      <w:r>
+        <w:t xml:space="preserve"> </w:t>
+      </w:r>
+      <w:r>
+        <w:rPr>
+          <w:b/>
+          <w:bCs/>
+        </w:rPr>
+        <w:t xml:space="preserve">device identifiers</w:t>
+      </w:r>
+      <w:r>
         <w:t xml:space="preserve">, and</w:t>
       </w:r>
       <w:r>
@@ -178,10 +199,17 @@
           <w:b/>
           <w:bCs/>
         </w:rPr>
-        <w:t xml:space="preserve">device identifiers</w:t>
-      </w:r>
-      <w:r>
-        <w:t xml:space="preserve">. We use these to make the Platform work, to remember your preferences, to keep you signed in, to measure performance, and to support limited advertising.</w:t>
+        <w:t xml:space="preserve">session-recording / heatmap scripts</w:t>
+      </w:r>
+      <w:r>
+        <w:t xml:space="preserve">. We use these to make the Platform work, to remember your preferences, to keep you signed in, to measure performance, and (where you have consented) to support marketing.</w:t>
+      </w:r>
+    </w:p>
+    <w:p>
+      <w:r>
+        <w:pict>
+          <v:rect style="width:0;height:1.5pt" o:hralign="center" o:hrstd="t" o:hr="t"/>
+        </w:pict>
       </w:r>
     </w:p>
     <w:bookmarkEnd w:id="10"/>
@@ -301,7 +329,17 @@
               <w:pStyle w:val="Compact"/>
             </w:pPr>
             <w:r>
-              <w:t xml:space="preserve">No — the Platform will not function without these.</w:t>
+              <w:rPr>
+                <w:b/>
+                <w:bCs/>
+              </w:rPr>
+              <w:t xml:space="preserve">No</w:t>
+            </w:r>
+            <w:r>
+              <w:t xml:space="preserve"> </w:t>
+            </w:r>
+            <w:r>
+              <w:t xml:space="preserve">— Platform will not function.</w:t>
             </w:r>
           </w:p>
         </w:tc>
@@ -329,35 +367,29 @@
               <w:pStyle w:val="Compact"/>
             </w:pPr>
             <w:r>
-              <w:t xml:space="preserve">Remember preferences such as language, theme, last-used filters, dismissed banners.</w:t>
-            </w:r>
-          </w:p>
-        </w:tc>
-        <w:tc>
-          <w:tcPr/>
-          <w:p>
-            <w:pPr>
-              <w:pStyle w:val="Compact"/>
-            </w:pPr>
-            <w:r>
-              <w:t xml:space="preserve">UI preferences,</w:t>
-            </w:r>
-            <w:r>
-              <w:t xml:space="preserve"> </w:t>
-            </w:r>
-            <w:r>
-              <w:t xml:space="preserve">“remember me.”</w:t>
-            </w:r>
-          </w:p>
-        </w:tc>
-        <w:tc>
-          <w:tcPr/>
-          <w:p>
-            <w:pPr>
-              <w:pStyle w:val="Compact"/>
-            </w:pPr>
-            <w:r>
-              <w:t xml:space="preserve">Yes, via browser settings (may degrade experience).</w:t>
+              <w:t xml:space="preserve">Remember preferences (language, theme, last-used filters).</w:t>
+            </w:r>
+          </w:p>
+        </w:tc>
+        <w:tc>
+          <w:tcPr/>
+          <w:p>
+            <w:pPr>
+              <w:pStyle w:val="Compact"/>
+            </w:pPr>
+            <w:r>
+              <w:t xml:space="preserve">UI preferences, “remember me.”</w:t>
+            </w:r>
+          </w:p>
+        </w:tc>
+        <w:tc>
+          <w:tcPr/>
+          <w:p>
+            <w:pPr>
+              <w:pStyle w:val="Compact"/>
+            </w:pPr>
+            <w:r>
+              <w:t xml:space="preserve">Yes, via browser settings or cookie banner.</w:t>
             </w:r>
           </w:p>
         </w:tc>
@@ -385,7 +417,7 @@
               <w:pStyle w:val="Compact"/>
             </w:pPr>
             <w:r>
-              <w:t xml:space="preserve">Measure usage, debug errors, understand funnels and feature adoption.</w:t>
+              <w:t xml:space="preserve">Measure usage, debug errors, understand feature adoption.</w:t>
             </w:r>
           </w:p>
         </w:tc>
@@ -407,20 +439,107 @@
               <w:pStyle w:val="Compact"/>
             </w:pPr>
             <w:r>
-              <w:t xml:space="preserve">Yes, via our cookie banner or by enabling</w:t>
-            </w:r>
-            <w:r>
-              <w:t xml:space="preserve"> </w:t>
-            </w:r>
+              <w:t xml:space="preserve">Yes, via cookie banner, browser settings, or GPC.</w:t>
+            </w:r>
+          </w:p>
+        </w:tc>
+      </w:tr>
+      <w:tr>
+        <w:tc>
+          <w:tcPr/>
+          <w:p>
+            <w:pPr>
+              <w:pStyle w:val="Compact"/>
+            </w:pPr>
             <w:r>
               <w:rPr>
                 <w:b/>
                 <w:bCs/>
               </w:rPr>
-              <w:t xml:space="preserve">Global Privacy Control (GPC)</w:t>
-            </w:r>
-            <w:r>
-              <w:t xml:space="preserve">.</w:t>
+              <w:t xml:space="preserve">Product research</w:t>
+            </w:r>
+          </w:p>
+        </w:tc>
+        <w:tc>
+          <w:tcPr/>
+          <w:p>
+            <w:pPr>
+              <w:pStyle w:val="Compact"/>
+            </w:pPr>
+            <w:r>
+              <w:t xml:space="preserve">A/B testing, feature flag management.</w:t>
+            </w:r>
+          </w:p>
+        </w:tc>
+        <w:tc>
+          <w:tcPr/>
+          <w:p>
+            <w:pPr>
+              <w:pStyle w:val="Compact"/>
+            </w:pPr>
+            <w:r>
+              <w:t xml:space="preserve">Experiment IDs, variant assignments.</w:t>
+            </w:r>
+          </w:p>
+        </w:tc>
+        <w:tc>
+          <w:tcPr/>
+          <w:p>
+            <w:pPr>
+              <w:pStyle w:val="Compact"/>
+            </w:pPr>
+            <w:r>
+              <w:t xml:space="preserve">Yes, via cookie banner.</w:t>
+            </w:r>
+          </w:p>
+        </w:tc>
+      </w:tr>
+      <w:tr>
+        <w:tc>
+          <w:tcPr/>
+          <w:p>
+            <w:pPr>
+              <w:pStyle w:val="Compact"/>
+            </w:pPr>
+            <w:r>
+              <w:rPr>
+                <w:b/>
+                <w:bCs/>
+              </w:rPr>
+              <w:t xml:space="preserve">Session recording / heatmaps</w:t>
+            </w:r>
+          </w:p>
+        </w:tc>
+        <w:tc>
+          <w:tcPr/>
+          <w:p>
+            <w:pPr>
+              <w:pStyle w:val="Compact"/>
+            </w:pPr>
+            <w:r>
+              <w:t xml:space="preserve">(If used) Understand UI friction; record interactions on UI elements; do not record password fields.</w:t>
+            </w:r>
+          </w:p>
+        </w:tc>
+        <w:tc>
+          <w:tcPr/>
+          <w:p>
+            <w:pPr>
+              <w:pStyle w:val="Compact"/>
+            </w:pPr>
+            <w:r>
+              <w:t xml:space="preserve">(e.g., Hotjar, FullStory, LogRocket — if used)</w:t>
+            </w:r>
+          </w:p>
+        </w:tc>
+        <w:tc>
+          <w:tcPr/>
+          <w:p>
+            <w:pPr>
+              <w:pStyle w:val="Compact"/>
+            </w:pPr>
+            <w:r>
+              <w:t xml:space="preserve">Yes, via cookie banner.</w:t>
             </w:r>
           </w:p>
         </w:tc>
@@ -448,42 +567,683 @@
               <w:pStyle w:val="Compact"/>
             </w:pPr>
             <w:r>
-              <w:t xml:space="preserve">Limited marketing measurement and (where used) personalized advertising on third-party sites.</w:t>
-            </w:r>
-          </w:p>
-        </w:tc>
-        <w:tc>
-          <w:tcPr/>
-          <w:p>
-            <w:pPr>
-              <w:pStyle w:val="Compact"/>
-            </w:pPr>
-            <w:r>
-              <w:t xml:space="preserve">Conversion pixels, retargeting tags.</w:t>
-            </w:r>
-          </w:p>
-        </w:tc>
-        <w:tc>
-          <w:tcPr/>
-          <w:p>
-            <w:pPr>
-              <w:pStyle w:val="Compact"/>
-            </w:pPr>
-            <w:r>
-              <w:t xml:space="preserve">Yes — opt out via cookie banner, browser settings, or GPC.</w:t>
+              <w:t xml:space="preserve">Limited marketing measurement; (where used) personalized advertising.</w:t>
+            </w:r>
+          </w:p>
+        </w:tc>
+        <w:tc>
+          <w:tcPr/>
+          <w:p>
+            <w:pPr>
+              <w:pStyle w:val="Compact"/>
+            </w:pPr>
+            <w:r>
+              <w:t xml:space="preserve">Meta/Google conversion pixels, retargeting tags.</w:t>
+            </w:r>
+          </w:p>
+        </w:tc>
+        <w:tc>
+          <w:tcPr/>
+          <w:p>
+            <w:pPr>
+              <w:pStyle w:val="Compact"/>
+            </w:pPr>
+            <w:r>
+              <w:t xml:space="preserve">Yes, via cookie banner, browser settings, or GPC.</w:t>
             </w:r>
           </w:p>
         </w:tc>
       </w:tr>
     </w:tbl>
+    <w:p>
+      <w:r>
+        <w:pict>
+          <v:rect style="width:0;height:1.5pt" o:hralign="center" o:hrstd="t" o:hr="t"/>
+        </w:pict>
+      </w:r>
+    </w:p>
     <w:bookmarkEnd w:id="11"/>
-    <w:bookmarkStart w:id="12" w:name="first-party-vs.-third-party"/>
+    <w:bookmarkStart w:id="12" w:name="specific-cookies-and-technologies"/>
     <w:p>
       <w:pPr>
         <w:pStyle w:val="Heading2"/>
       </w:pPr>
       <w:r>
-        <w:t xml:space="preserve">3. First-Party vs. Third-Party</w:t>
+        <w:t xml:space="preserve">3. Specific Cookies and Technologies</w:t>
+      </w:r>
+    </w:p>
+    <w:p>
+      <w:pPr>
+        <w:pStyle w:val="FirstParagraph"/>
+      </w:pPr>
+      <w:r>
+        <w:t xml:space="preserve">A live cookie list is available at</w:t>
+      </w:r>
+      <w:r>
+        <w:t xml:space="preserve"> </w:t>
+      </w:r>
+      <w:r>
+        <w:rPr>
+          <w:b/>
+          <w:bCs/>
+        </w:rPr>
+        <w:t xml:space="preserve">/legal/cookies/list</w:t>
+      </w:r>
+      <w:r>
+        <w:t xml:space="preserve"> </w:t>
+      </w:r>
+      <w:r>
+        <w:t xml:space="preserve">and updated when we add or change cookies. Representative examples:</w:t>
+      </w:r>
+    </w:p>
+    <w:tbl>
+      <w:tblPr>
+        <w:tblStyle w:val="Table"/>
+        <w:tblW w:type="pct" w:w="5000"/>
+        <w:tblLayout w:type="fixed"/>
+        <w:tblLook w:firstRow="1" w:lastRow="0" w:firstColumn="0" w:lastColumn="0" w:noHBand="0" w:noVBand="0" w:val="0020"/>
+      </w:tblPr>
+      <w:tblGrid>
+        <w:gridCol w:w="1980"/>
+        <w:gridCol w:w="1980"/>
+        <w:gridCol w:w="1980"/>
+        <w:gridCol w:w="1980"/>
+      </w:tblGrid>
+      <w:tr>
+        <w:trPr>
+          <w:tblHeader w:val="on"/>
+        </w:trPr>
+        <w:tc>
+          <w:tcPr/>
+          <w:p>
+            <w:pPr>
+              <w:pStyle w:val="Compact"/>
+            </w:pPr>
+            <w:r>
+              <w:t xml:space="preserve">Cookie / Token</w:t>
+            </w:r>
+          </w:p>
+        </w:tc>
+        <w:tc>
+          <w:tcPr/>
+          <w:p>
+            <w:pPr>
+              <w:pStyle w:val="Compact"/>
+            </w:pPr>
+            <w:r>
+              <w:t xml:space="preserve">Provider</w:t>
+            </w:r>
+          </w:p>
+        </w:tc>
+        <w:tc>
+          <w:tcPr/>
+          <w:p>
+            <w:pPr>
+              <w:pStyle w:val="Compact"/>
+            </w:pPr>
+            <w:r>
+              <w:t xml:space="preserve">Purpose</w:t>
+            </w:r>
+          </w:p>
+        </w:tc>
+        <w:tc>
+          <w:tcPr/>
+          <w:p>
+            <w:pPr>
+              <w:pStyle w:val="Compact"/>
+            </w:pPr>
+            <w:r>
+              <w:t xml:space="preserve">Duration</w:t>
+            </w:r>
+          </w:p>
+        </w:tc>
+      </w:tr>
+      <w:tr>
+        <w:tc>
+          <w:tcPr/>
+          <w:p>
+            <w:pPr>
+              <w:pStyle w:val="Compact"/>
+            </w:pPr>
+            <w:r>
+              <w:rPr>
+                <w:rStyle w:val="VerbatimChar"/>
+              </w:rPr>
+              <w:t xml:space="preserve">pt_session</w:t>
+            </w:r>
+          </w:p>
+        </w:tc>
+        <w:tc>
+          <w:tcPr/>
+          <w:p>
+            <w:pPr>
+              <w:pStyle w:val="Compact"/>
+            </w:pPr>
+            <w:r>
+              <w:t xml:space="preserve">PureTask (first-party)</w:t>
+            </w:r>
+          </w:p>
+        </w:tc>
+        <w:tc>
+          <w:tcPr/>
+          <w:p>
+            <w:pPr>
+              <w:pStyle w:val="Compact"/>
+            </w:pPr>
+            <w:r>
+              <w:t xml:space="preserve">Authenticated session</w:t>
+            </w:r>
+          </w:p>
+        </w:tc>
+        <w:tc>
+          <w:tcPr/>
+          <w:p>
+            <w:pPr>
+              <w:pStyle w:val="Compact"/>
+            </w:pPr>
+            <w:r>
+              <w:t xml:space="preserve">Session</w:t>
+            </w:r>
+          </w:p>
+        </w:tc>
+      </w:tr>
+      <w:tr>
+        <w:tc>
+          <w:tcPr/>
+          <w:p>
+            <w:pPr>
+              <w:pStyle w:val="Compact"/>
+            </w:pPr>
+            <w:r>
+              <w:rPr>
+                <w:rStyle w:val="VerbatimChar"/>
+              </w:rPr>
+              <w:t xml:space="preserve">pt_csrf</w:t>
+            </w:r>
+          </w:p>
+        </w:tc>
+        <w:tc>
+          <w:tcPr/>
+          <w:p>
+            <w:pPr>
+              <w:pStyle w:val="Compact"/>
+            </w:pPr>
+            <w:r>
+              <w:t xml:space="preserve">PureTask (first-party)</w:t>
+            </w:r>
+          </w:p>
+        </w:tc>
+        <w:tc>
+          <w:tcPr/>
+          <w:p>
+            <w:pPr>
+              <w:pStyle w:val="Compact"/>
+            </w:pPr>
+            <w:r>
+              <w:t xml:space="preserve">CSRF protection</w:t>
+            </w:r>
+          </w:p>
+        </w:tc>
+        <w:tc>
+          <w:tcPr/>
+          <w:p>
+            <w:pPr>
+              <w:pStyle w:val="Compact"/>
+            </w:pPr>
+            <w:r>
+              <w:t xml:space="preserve">Session</w:t>
+            </w:r>
+          </w:p>
+        </w:tc>
+      </w:tr>
+      <w:tr>
+        <w:tc>
+          <w:tcPr/>
+          <w:p>
+            <w:pPr>
+              <w:pStyle w:val="Compact"/>
+            </w:pPr>
+            <w:r>
+              <w:rPr>
+                <w:rStyle w:val="VerbatimChar"/>
+              </w:rPr>
+              <w:t xml:space="preserve">pt_prefs</w:t>
+            </w:r>
+          </w:p>
+        </w:tc>
+        <w:tc>
+          <w:tcPr/>
+          <w:p>
+            <w:pPr>
+              <w:pStyle w:val="Compact"/>
+            </w:pPr>
+            <w:r>
+              <w:t xml:space="preserve">PureTask (first-party)</w:t>
+            </w:r>
+          </w:p>
+        </w:tc>
+        <w:tc>
+          <w:tcPr/>
+          <w:p>
+            <w:pPr>
+              <w:pStyle w:val="Compact"/>
+            </w:pPr>
+            <w:r>
+              <w:t xml:space="preserve">UI preferences</w:t>
+            </w:r>
+          </w:p>
+        </w:tc>
+        <w:tc>
+          <w:tcPr/>
+          <w:p>
+            <w:pPr>
+              <w:pStyle w:val="Compact"/>
+            </w:pPr>
+            <w:r>
+              <w:t xml:space="preserve">1 year</w:t>
+            </w:r>
+          </w:p>
+        </w:tc>
+      </w:tr>
+      <w:tr>
+        <w:tc>
+          <w:tcPr/>
+          <w:p>
+            <w:pPr>
+              <w:pStyle w:val="Compact"/>
+            </w:pPr>
+            <w:r>
+              <w:rPr>
+                <w:rStyle w:val="VerbatimChar"/>
+              </w:rPr>
+              <w:t xml:space="preserve">pt_experiment_*</w:t>
+            </w:r>
+          </w:p>
+        </w:tc>
+        <w:tc>
+          <w:tcPr/>
+          <w:p>
+            <w:pPr>
+              <w:pStyle w:val="Compact"/>
+            </w:pPr>
+            <w:r>
+              <w:t xml:space="preserve">PureTask (first-party)</w:t>
+            </w:r>
+          </w:p>
+        </w:tc>
+        <w:tc>
+          <w:tcPr/>
+          <w:p>
+            <w:pPr>
+              <w:pStyle w:val="Compact"/>
+            </w:pPr>
+            <w:r>
+              <w:t xml:space="preserve">A/B testing variant assignment</w:t>
+            </w:r>
+          </w:p>
+        </w:tc>
+        <w:tc>
+          <w:tcPr/>
+          <w:p>
+            <w:pPr>
+              <w:pStyle w:val="Compact"/>
+            </w:pPr>
+            <w:r>
+              <w:t xml:space="preserve">30 days</w:t>
+            </w:r>
+          </w:p>
+        </w:tc>
+      </w:tr>
+      <w:tr>
+        <w:tc>
+          <w:tcPr/>
+          <w:p>
+            <w:pPr>
+              <w:pStyle w:val="Compact"/>
+            </w:pPr>
+            <w:r>
+              <w:rPr>
+                <w:rStyle w:val="VerbatimChar"/>
+              </w:rPr>
+              <w:t xml:space="preserve">__stripe_mid</w:t>
+            </w:r>
+          </w:p>
+        </w:tc>
+        <w:tc>
+          <w:tcPr/>
+          <w:p>
+            <w:pPr>
+              <w:pStyle w:val="Compact"/>
+            </w:pPr>
+            <w:r>
+              <w:t xml:space="preserve">Stripe (third-party)</w:t>
+            </w:r>
+          </w:p>
+        </w:tc>
+        <w:tc>
+          <w:tcPr/>
+          <w:p>
+            <w:pPr>
+              <w:pStyle w:val="Compact"/>
+            </w:pPr>
+            <w:r>
+              <w:t xml:space="preserve">Fraud prevention on payment forms</w:t>
+            </w:r>
+          </w:p>
+        </w:tc>
+        <w:tc>
+          <w:tcPr/>
+          <w:p>
+            <w:pPr>
+              <w:pStyle w:val="Compact"/>
+            </w:pPr>
+            <w:r>
+              <w:t xml:space="preserve">1 year</w:t>
+            </w:r>
+          </w:p>
+        </w:tc>
+      </w:tr>
+      <w:tr>
+        <w:tc>
+          <w:tcPr/>
+          <w:p>
+            <w:pPr>
+              <w:pStyle w:val="Compact"/>
+            </w:pPr>
+            <w:r>
+              <w:rPr>
+                <w:rStyle w:val="VerbatimChar"/>
+              </w:rPr>
+              <w:t xml:space="preserve">__stripe_sid</w:t>
+            </w:r>
+          </w:p>
+        </w:tc>
+        <w:tc>
+          <w:tcPr/>
+          <w:p>
+            <w:pPr>
+              <w:pStyle w:val="Compact"/>
+            </w:pPr>
+            <w:r>
+              <w:t xml:space="preserve">Stripe (third-party)</w:t>
+            </w:r>
+          </w:p>
+        </w:tc>
+        <w:tc>
+          <w:tcPr/>
+          <w:p>
+            <w:pPr>
+              <w:pStyle w:val="Compact"/>
+            </w:pPr>
+            <w:r>
+              <w:t xml:space="preserve">Fraud prevention</w:t>
+            </w:r>
+          </w:p>
+        </w:tc>
+        <w:tc>
+          <w:tcPr/>
+          <w:p>
+            <w:pPr>
+              <w:pStyle w:val="Compact"/>
+            </w:pPr>
+            <w:r>
+              <w:t xml:space="preserve">30 minutes</w:t>
+            </w:r>
+          </w:p>
+        </w:tc>
+      </w:tr>
+      <w:tr>
+        <w:tc>
+          <w:tcPr/>
+          <w:p>
+            <w:pPr>
+              <w:pStyle w:val="Compact"/>
+            </w:pPr>
+            <w:r>
+              <w:rPr>
+                <w:rStyle w:val="VerbatimChar"/>
+              </w:rPr>
+              <w:t xml:space="preserve">sb-access-token</w:t>
+            </w:r>
+          </w:p>
+        </w:tc>
+        <w:tc>
+          <w:tcPr/>
+          <w:p>
+            <w:pPr>
+              <w:pStyle w:val="Compact"/>
+            </w:pPr>
+            <w:r>
+              <w:t xml:space="preserve">Supabase (third-party)</w:t>
+            </w:r>
+          </w:p>
+        </w:tc>
+        <w:tc>
+          <w:tcPr/>
+          <w:p>
+            <w:pPr>
+              <w:pStyle w:val="Compact"/>
+            </w:pPr>
+            <w:r>
+              <w:t xml:space="preserve">Authenticated session</w:t>
+            </w:r>
+          </w:p>
+        </w:tc>
+        <w:tc>
+          <w:tcPr/>
+          <w:p>
+            <w:pPr>
+              <w:pStyle w:val="Compact"/>
+            </w:pPr>
+            <w:r>
+              <w:t xml:space="preserve">Session / configured</w:t>
+            </w:r>
+          </w:p>
+        </w:tc>
+      </w:tr>
+      <w:tr>
+        <w:tc>
+          <w:tcPr/>
+          <w:p>
+            <w:pPr>
+              <w:pStyle w:val="Compact"/>
+            </w:pPr>
+            <w:r>
+              <w:rPr>
+                <w:rStyle w:val="VerbatimChar"/>
+              </w:rPr>
+              <w:t xml:space="preserve">sb-refresh-token</w:t>
+            </w:r>
+          </w:p>
+        </w:tc>
+        <w:tc>
+          <w:tcPr/>
+          <w:p>
+            <w:pPr>
+              <w:pStyle w:val="Compact"/>
+            </w:pPr>
+            <w:r>
+              <w:t xml:space="preserve">Supabase (third-party)</w:t>
+            </w:r>
+          </w:p>
+        </w:tc>
+        <w:tc>
+          <w:tcPr/>
+          <w:p>
+            <w:pPr>
+              <w:pStyle w:val="Compact"/>
+            </w:pPr>
+            <w:r>
+              <w:t xml:space="preserve">Session refresh</w:t>
+            </w:r>
+          </w:p>
+        </w:tc>
+        <w:tc>
+          <w:tcPr/>
+          <w:p>
+            <w:pPr>
+              <w:pStyle w:val="Compact"/>
+            </w:pPr>
+            <w:r>
+              <w:t xml:space="preserve">Configured</w:t>
+            </w:r>
+          </w:p>
+        </w:tc>
+      </w:tr>
+      <w:tr>
+        <w:tc>
+          <w:tcPr/>
+          <w:p>
+            <w:pPr>
+              <w:pStyle w:val="Compact"/>
+            </w:pPr>
+            <w:r>
+              <w:t xml:space="preserve">Lovable Analytics IDs</w:t>
+            </w:r>
+          </w:p>
+        </w:tc>
+        <w:tc>
+          <w:tcPr/>
+          <w:p>
+            <w:pPr>
+              <w:pStyle w:val="Compact"/>
+            </w:pPr>
+            <w:r>
+              <w:t xml:space="preserve">Lovable Analytics (third-party)</w:t>
+            </w:r>
+          </w:p>
+        </w:tc>
+        <w:tc>
+          <w:tcPr/>
+          <w:p>
+            <w:pPr>
+              <w:pStyle w:val="Compact"/>
+            </w:pPr>
+            <w:r>
+              <w:t xml:space="preserve">Usage analytics</w:t>
+            </w:r>
+          </w:p>
+        </w:tc>
+        <w:tc>
+          <w:tcPr/>
+          <w:p>
+            <w:pPr>
+              <w:pStyle w:val="Compact"/>
+            </w:pPr>
+            <w:r>
+              <w:t xml:space="preserve">Up to 2 years</w:t>
+            </w:r>
+          </w:p>
+        </w:tc>
+      </w:tr>
+      <w:tr>
+        <w:tc>
+          <w:tcPr/>
+          <w:p>
+            <w:pPr>
+              <w:pStyle w:val="Compact"/>
+            </w:pPr>
+            <w:r>
+              <w:t xml:space="preserve">OneSignal push token</w:t>
+            </w:r>
+          </w:p>
+        </w:tc>
+        <w:tc>
+          <w:tcPr/>
+          <w:p>
+            <w:pPr>
+              <w:pStyle w:val="Compact"/>
+            </w:pPr>
+            <w:r>
+              <w:t xml:space="preserve">OneSignal (third-party SDK, mobile only)</w:t>
+            </w:r>
+          </w:p>
+        </w:tc>
+        <w:tc>
+          <w:tcPr/>
+          <w:p>
+            <w:pPr>
+              <w:pStyle w:val="Compact"/>
+            </w:pPr>
+            <w:r>
+              <w:t xml:space="preserve">Push notification delivery</w:t>
+            </w:r>
+          </w:p>
+        </w:tc>
+        <w:tc>
+          <w:tcPr/>
+          <w:p>
+            <w:pPr>
+              <w:pStyle w:val="Compact"/>
+            </w:pPr>
+            <w:r>
+              <w:t xml:space="preserve">Until uninstall or opt-out</w:t>
+            </w:r>
+          </w:p>
+        </w:tc>
+      </w:tr>
+      <w:tr>
+        <w:tc>
+          <w:tcPr/>
+          <w:p>
+            <w:pPr>
+              <w:pStyle w:val="Compact"/>
+            </w:pPr>
+            <w:r>
+              <w:t xml:space="preserve">Google/Meta pixel IDs (if/when used)</w:t>
+            </w:r>
+          </w:p>
+        </w:tc>
+        <w:tc>
+          <w:tcPr/>
+          <w:p>
+            <w:pPr>
+              <w:pStyle w:val="Compact"/>
+            </w:pPr>
+            <w:r>
+              <w:t xml:space="preserve">Google, Meta (third-party)</w:t>
+            </w:r>
+          </w:p>
+        </w:tc>
+        <w:tc>
+          <w:tcPr/>
+          <w:p>
+            <w:pPr>
+              <w:pStyle w:val="Compact"/>
+            </w:pPr>
+            <w:r>
+              <w:t xml:space="preserve">Marketing measurement, retargeting</w:t>
+            </w:r>
+          </w:p>
+        </w:tc>
+        <w:tc>
+          <w:tcPr/>
+          <w:p>
+            <w:pPr>
+              <w:pStyle w:val="Compact"/>
+            </w:pPr>
+            <w:r>
+              <w:t xml:space="preserve">Up to 13 months</w:t>
+            </w:r>
+          </w:p>
+        </w:tc>
+      </w:tr>
+    </w:tbl>
+    <w:p>
+      <w:r>
+        <w:pict>
+          <v:rect style="width:0;height:1.5pt" o:hralign="center" o:hrstd="t" o:hr="t"/>
+        </w:pict>
+      </w:r>
+    </w:p>
+    <w:bookmarkEnd w:id="12"/>
+    <w:bookmarkStart w:id="13" w:name="first-party-vs.-third-party"/>
+    <w:p>
+      <w:pPr>
+        <w:pStyle w:val="Heading2"/>
+      </w:pPr>
+      <w:r>
+        <w:t xml:space="preserve">4. First-Party vs. Third-Party</w:t>
       </w:r>
     </w:p>
     <w:p>
@@ -505,7 +1265,7 @@
         <w:t xml:space="preserve"> </w:t>
       </w:r>
       <w:r>
-        <w:t xml:space="preserve">are set by puretask.co (and our subdomains).</w:t>
+        <w:t xml:space="preserve">are set by puretask.co and our subdomains.</w:t>
       </w:r>
     </w:p>
     <w:p>
@@ -527,17 +1287,72 @@
         <w:t xml:space="preserve"> </w:t>
       </w:r>
       <w:r>
-        <w:t xml:space="preserve">are set by service providers such as Stripe (payment risk), Supabase (auth/session), analytics, and advertising vendors.</w:t>
-      </w:r>
-    </w:p>
-    <w:bookmarkEnd w:id="12"/>
-    <w:bookmarkStart w:id="13" w:name="mobile-sdks-and-push-tokens"/>
+        <w:t xml:space="preserve">are set by service providers such as</w:t>
+      </w:r>
+      <w:r>
+        <w:t xml:space="preserve"> </w:t>
+      </w:r>
+      <w:r>
+        <w:rPr>
+          <w:b/>
+          <w:bCs/>
+        </w:rPr>
+        <w:t xml:space="preserve">Stripe</w:t>
+      </w:r>
+      <w:r>
+        <w:t xml:space="preserve"> </w:t>
+      </w:r>
+      <w:r>
+        <w:t xml:space="preserve">(payment fraud prevention),</w:t>
+      </w:r>
+      <w:r>
+        <w:t xml:space="preserve"> </w:t>
+      </w:r>
+      <w:r>
+        <w:rPr>
+          <w:b/>
+          <w:bCs/>
+        </w:rPr>
+        <w:t xml:space="preserve">Supabase</w:t>
+      </w:r>
+      <w:r>
+        <w:t xml:space="preserve"> </w:t>
+      </w:r>
+      <w:r>
+        <w:t xml:space="preserve">(auth/session),</w:t>
+      </w:r>
+      <w:r>
+        <w:t xml:space="preserve"> </w:t>
+      </w:r>
+      <w:r>
+        <w:rPr>
+          <w:b/>
+          <w:bCs/>
+        </w:rPr>
+        <w:t xml:space="preserve">Lovable Analytics</w:t>
+      </w:r>
+      <w:r>
+        <w:t xml:space="preserve"> </w:t>
+      </w:r>
+      <w:r>
+        <w:t xml:space="preserve">(usage analytics), and any advertising or session-recording vendors we engage. Their use is governed by their privacy policies.</w:t>
+      </w:r>
+    </w:p>
+    <w:p>
+      <w:r>
+        <w:pict>
+          <v:rect style="width:0;height:1.5pt" o:hralign="center" o:hrstd="t" o:hr="t"/>
+        </w:pict>
+      </w:r>
+    </w:p>
+    <w:bookmarkEnd w:id="13"/>
+    <w:bookmarkStart w:id="14" w:name="mobile-sdks-and-app-identifiers"/>
     <w:p>
       <w:pPr>
         <w:pStyle w:val="Heading2"/>
       </w:pPr>
       <w:r>
-        <w:t xml:space="preserve">4. Mobile SDKs and Push Tokens</w:t>
+        <w:t xml:space="preserve">5. Mobile SDKs and App Identifiers</w:t>
       </w:r>
     </w:p>
     <w:p>
@@ -545,17 +1360,7 @@
         <w:pStyle w:val="FirstParagraph"/>
       </w:pPr>
       <w:r>
-        <w:t xml:space="preserve">Our mobile app uses SDKs (e.g., OneSignal for push notifications) that may store identifiers on your device. You can manage push notifications in your device settings.</w:t>
-      </w:r>
-    </w:p>
-    <w:bookmarkEnd w:id="13"/>
-    <w:bookmarkStart w:id="14" w:name="your-choices"/>
-    <w:p>
-      <w:pPr>
-        <w:pStyle w:val="Heading2"/>
-      </w:pPr>
-      <w:r>
-        <w:t xml:space="preserve">5. Your Choices</w:t>
+        <w:t xml:space="preserve">Our mobile app uses SDKs that may store identifiers on your device:</w:t>
       </w:r>
     </w:p>
     <w:p>
@@ -571,13 +1376,13 @@
           <w:b/>
           <w:bCs/>
         </w:rPr>
-        <w:t xml:space="preserve">Cookie banner.</w:t>
-      </w:r>
-      <w:r>
-        <w:t xml:space="preserve"> </w:t>
-      </w:r>
-      <w:r>
-        <w:t xml:space="preserve">Where applicable (e.g., for visitors in California, the EEA, the UK, and other regulated regions), we present a banner allowing you to accept, reject, or customize non-essential cookies.</w:t>
+        <w:t xml:space="preserve">OneSignal</w:t>
+      </w:r>
+      <w:r>
+        <w:t xml:space="preserve"> </w:t>
+      </w:r>
+      <w:r>
+        <w:t xml:space="preserve">— push notifications (push token).</w:t>
       </w:r>
     </w:p>
     <w:p>
@@ -593,13 +1398,13 @@
           <w:b/>
           <w:bCs/>
         </w:rPr>
-        <w:t xml:space="preserve">Browser controls.</w:t>
-      </w:r>
-      <w:r>
-        <w:t xml:space="preserve"> </w:t>
-      </w:r>
-      <w:r>
-        <w:t xml:space="preserve">Most browsers let you block or delete cookies. Note that disabling necessary cookies may break the Platform.</w:t>
+        <w:t xml:space="preserve">Stripe SDK</w:t>
+      </w:r>
+      <w:r>
+        <w:t xml:space="preserve"> </w:t>
+      </w:r>
+      <w:r>
+        <w:t xml:space="preserve">— payment fraud prevention (device fingerprint).</w:t>
       </w:r>
     </w:p>
     <w:p>
@@ -615,37 +1420,13 @@
           <w:b/>
           <w:bCs/>
         </w:rPr>
-        <w:t xml:space="preserve">Do Not Track / Global Privacy Control.</w:t>
-      </w:r>
-      <w:r>
-        <w:t xml:space="preserve"> </w:t>
-      </w:r>
-      <w:r>
-        <w:t xml:space="preserve">We honor the GPC signal as an opt-out of</w:t>
-      </w:r>
-      <w:r>
-        <w:t xml:space="preserve"> </w:t>
-      </w:r>
-      <w:r>
-        <w:t xml:space="preserve">“sale”</w:t>
-      </w:r>
-      <w:r>
-        <w:t xml:space="preserve"> </w:t>
-      </w:r>
-      <w:r>
-        <w:t xml:space="preserve">and</w:t>
-      </w:r>
-      <w:r>
-        <w:t xml:space="preserve"> </w:t>
-      </w:r>
-      <w:r>
-        <w:t xml:space="preserve">“sharing”</w:t>
-      </w:r>
-      <w:r>
-        <w:t xml:space="preserve"> </w:t>
-      </w:r>
-      <w:r>
-        <w:t xml:space="preserve">under CCPA/CPRA.</w:t>
+        <w:t xml:space="preserve">Crash and performance</w:t>
+      </w:r>
+      <w:r>
+        <w:t xml:space="preserve"> </w:t>
+      </w:r>
+      <w:r>
+        <w:t xml:space="preserve">SDK (e.g., Sentry) — error logs and stack traces.</w:t>
       </w:r>
     </w:p>
     <w:p>
@@ -661,23 +1442,164 @@
           <w:b/>
           <w:bCs/>
         </w:rPr>
-        <w:t xml:space="preserve">Mobile.</w:t>
-      </w:r>
-      <w:r>
-        <w:t xml:space="preserve"> </w:t>
-      </w:r>
-      <w:r>
-        <w:t xml:space="preserve">Use your OS privacy settings (Limit Ad Tracking on iOS; reset advertising ID on Android).</w:t>
+        <w:t xml:space="preserve">OS-level advertising identifiers</w:t>
+      </w:r>
+      <w:r>
+        <w:t xml:space="preserve"> </w:t>
+      </w:r>
+      <w:r>
+        <w:t xml:space="preserve">—</w:t>
+      </w:r>
+      <w:r>
+        <w:t xml:space="preserve"> </w:t>
+      </w:r>
+      <w:r>
+        <w:rPr>
+          <w:b/>
+          <w:bCs/>
+        </w:rPr>
+        <w:t xml:space="preserve">IDFA (iOS)</w:t>
+      </w:r>
+      <w:r>
+        <w:t xml:space="preserve"> </w:t>
+      </w:r>
+      <w:r>
+        <w:t xml:space="preserve">and</w:t>
+      </w:r>
+      <w:r>
+        <w:t xml:space="preserve"> </w:t>
+      </w:r>
+      <w:r>
+        <w:rPr>
+          <w:b/>
+          <w:bCs/>
+        </w:rPr>
+        <w:t xml:space="preserve">AAID (Android)</w:t>
+      </w:r>
+      <w:r>
+        <w:t xml:space="preserve">. We do</w:t>
+      </w:r>
+      <w:r>
+        <w:t xml:space="preserve"> </w:t>
+      </w:r>
+      <w:r>
+        <w:rPr>
+          <w:b/>
+          <w:bCs/>
+        </w:rPr>
+        <w:t xml:space="preserve">not</w:t>
+      </w:r>
+      <w:r>
+        <w:t xml:space="preserve"> </w:t>
+      </w:r>
+      <w:r>
+        <w:t xml:space="preserve">use these for advertising unless you opt in.</w:t>
+      </w:r>
+    </w:p>
+    <w:p>
+      <w:pPr>
+        <w:pStyle w:val="FirstParagraph"/>
+      </w:pPr>
+      <w:r>
+        <w:t xml:space="preserve">Manage notifications:</w:t>
+      </w:r>
+      <w:r>
+        <w:t xml:space="preserve"> </w:t>
+      </w:r>
+      <w:r>
+        <w:rPr>
+          <w:b/>
+          <w:bCs/>
+        </w:rPr>
+        <w:t xml:space="preserve">iOS</w:t>
+      </w:r>
+      <w:r>
+        <w:t xml:space="preserve"> </w:t>
+      </w:r>
+      <w:r>
+        <w:t xml:space="preserve">Settings → Notifications → PureTask;</w:t>
+      </w:r>
+      <w:r>
+        <w:t xml:space="preserve"> </w:t>
+      </w:r>
+      <w:r>
+        <w:rPr>
+          <w:b/>
+          <w:bCs/>
+        </w:rPr>
+        <w:t xml:space="preserve">Android</w:t>
+      </w:r>
+      <w:r>
+        <w:t xml:space="preserve"> </w:t>
+      </w:r>
+      <w:r>
+        <w:t xml:space="preserve">Settings → Apps → PureTask → Notifications.</w:t>
+      </w:r>
+    </w:p>
+    <w:p>
+      <w:pPr>
+        <w:pStyle w:val="BodyText"/>
+      </w:pPr>
+      <w:r>
+        <w:t xml:space="preserve">Manage advertising identifiers:</w:t>
+      </w:r>
+      <w:r>
+        <w:t xml:space="preserve"> </w:t>
+      </w:r>
+      <w:r>
+        <w:rPr>
+          <w:b/>
+          <w:bCs/>
+        </w:rPr>
+        <w:t xml:space="preserve">iOS</w:t>
+      </w:r>
+      <w:r>
+        <w:t xml:space="preserve"> </w:t>
+      </w:r>
+      <w:r>
+        <w:t xml:space="preserve">Settings → Privacy &amp; Security → Tracking → toggle off PureTask;</w:t>
+      </w:r>
+      <w:r>
+        <w:t xml:space="preserve"> </w:t>
+      </w:r>
+      <w:r>
+        <w:rPr>
+          <w:b/>
+          <w:bCs/>
+        </w:rPr>
+        <w:t xml:space="preserve">Android</w:t>
+      </w:r>
+      <w:r>
+        <w:t xml:space="preserve"> </w:t>
+      </w:r>
+      <w:r>
+        <w:t xml:space="preserve">Settings → Privacy → Ads → Reset or Delete advertising ID.</w:t>
+      </w:r>
+    </w:p>
+    <w:p>
+      <w:r>
+        <w:pict>
+          <v:rect style="width:0;height:1.5pt" o:hralign="center" o:hrstd="t" o:hr="t"/>
+        </w:pict>
       </w:r>
     </w:p>
     <w:bookmarkEnd w:id="14"/>
-    <w:bookmarkStart w:id="15" w:name="changes"/>
+    <w:bookmarkStart w:id="20" w:name="your-choices"/>
     <w:p>
       <w:pPr>
         <w:pStyle w:val="Heading2"/>
       </w:pPr>
       <w:r>
-        <w:t xml:space="preserve">6. Changes</w:t>
+        <w:t xml:space="preserve">6. Your Choices</w:t>
+      </w:r>
+    </w:p>
+    <w:bookmarkStart w:id="15" w:name="cookie-banner-and-preferences-center"/>
+    <w:p>
+      <w:pPr>
+        <w:pStyle w:val="Heading3"/>
+      </w:pPr>
+      <w:r>
+        <w:t xml:space="preserve">6.1 Cookie Banner and Preferences Center</w:t>
       </w:r>
     </w:p>
     <w:p>
@@ -685,17 +1607,276 @@
         <w:pStyle w:val="FirstParagraph"/>
       </w:pPr>
       <w:r>
-        <w:t xml:space="preserve">We may update this Policy as our use of cookies evolves. Material changes will be posted on this page with an updated effective date.</w:t>
+        <w:t xml:space="preserve">A cookie banner appears on first visit. A persistent</w:t>
+      </w:r>
+      <w:r>
+        <w:t xml:space="preserve"> </w:t>
+      </w:r>
+      <w:r>
+        <w:rPr>
+          <w:b/>
+          <w:bCs/>
+        </w:rPr>
+        <w:t xml:space="preserve">“Cookie Preferences”</w:t>
+      </w:r>
+      <w:r>
+        <w:t xml:space="preserve"> </w:t>
+      </w:r>
+      <w:r>
+        <w:t xml:space="preserve">link is in the website footer. Update your choices any time.</w:t>
       </w:r>
     </w:p>
     <w:bookmarkEnd w:id="15"/>
-    <w:bookmarkStart w:id="16" w:name="contact"/>
+    <w:bookmarkStart w:id="16" w:name="browser-controls"/>
+    <w:p>
+      <w:pPr>
+        <w:pStyle w:val="Heading3"/>
+      </w:pPr>
+      <w:r>
+        <w:t xml:space="preserve">6.2 Browser Controls</w:t>
+      </w:r>
+    </w:p>
+    <w:p>
+      <w:pPr>
+        <w:pStyle w:val="FirstParagraph"/>
+      </w:pPr>
+      <w:r>
+        <w:t xml:space="preserve">Most browsers let you block or delete cookies. Disabling</w:t>
+      </w:r>
+      <w:r>
+        <w:t xml:space="preserve"> </w:t>
+      </w:r>
+      <w:r>
+        <w:rPr>
+          <w:b/>
+          <w:bCs/>
+        </w:rPr>
+        <w:t xml:space="preserve">strictly necessary</w:t>
+      </w:r>
+      <w:r>
+        <w:t xml:space="preserve"> </w:t>
+      </w:r>
+      <w:r>
+        <w:t xml:space="preserve">cookies may break the Platform.</w:t>
+      </w:r>
+      <w:r>
+        <w:t xml:space="preserve"> </w:t>
+      </w:r>
+      <w:r>
+        <w:t xml:space="preserve">-</w:t>
+      </w:r>
+      <w:r>
+        <w:t xml:space="preserve"> </w:t>
+      </w:r>
+      <w:r>
+        <w:rPr>
+          <w:b/>
+          <w:bCs/>
+        </w:rPr>
+        <w:t xml:space="preserve">Chrome</w:t>
+      </w:r>
+      <w:r>
+        <w:t xml:space="preserve">: Settings → Privacy and security → Cookies.</w:t>
+      </w:r>
+      <w:r>
+        <w:t xml:space="preserve"> </w:t>
+      </w:r>
+      <w:r>
+        <w:t xml:space="preserve">-</w:t>
+      </w:r>
+      <w:r>
+        <w:t xml:space="preserve"> </w:t>
+      </w:r>
+      <w:r>
+        <w:rPr>
+          <w:b/>
+          <w:bCs/>
+        </w:rPr>
+        <w:t xml:space="preserve">Safari</w:t>
+      </w:r>
+      <w:r>
+        <w:t xml:space="preserve">: Preferences → Privacy.</w:t>
+      </w:r>
+      <w:r>
+        <w:t xml:space="preserve"> </w:t>
+      </w:r>
+      <w:r>
+        <w:t xml:space="preserve">-</w:t>
+      </w:r>
+      <w:r>
+        <w:t xml:space="preserve"> </w:t>
+      </w:r>
+      <w:r>
+        <w:rPr>
+          <w:b/>
+          <w:bCs/>
+        </w:rPr>
+        <w:t xml:space="preserve">Firefox</w:t>
+      </w:r>
+      <w:r>
+        <w:t xml:space="preserve">: Settings → Privacy &amp; Security.</w:t>
+      </w:r>
+      <w:r>
+        <w:t xml:space="preserve"> </w:t>
+      </w:r>
+      <w:r>
+        <w:t xml:space="preserve">-</w:t>
+      </w:r>
+      <w:r>
+        <w:t xml:space="preserve"> </w:t>
+      </w:r>
+      <w:r>
+        <w:rPr>
+          <w:b/>
+          <w:bCs/>
+        </w:rPr>
+        <w:t xml:space="preserve">Edge</w:t>
+      </w:r>
+      <w:r>
+        <w:t xml:space="preserve">: Settings → Cookies and site permissions.</w:t>
+      </w:r>
+    </w:p>
+    <w:bookmarkEnd w:id="16"/>
+    <w:bookmarkStart w:id="17" w:name="global-privacy-control-gpc"/>
+    <w:p>
+      <w:pPr>
+        <w:pStyle w:val="Heading3"/>
+      </w:pPr>
+      <w:r>
+        <w:t xml:space="preserve">6.3 Global Privacy Control (GPC)</w:t>
+      </w:r>
+    </w:p>
+    <w:p>
+      <w:pPr>
+        <w:pStyle w:val="FirstParagraph"/>
+      </w:pPr>
+      <w:r>
+        <w:t xml:space="preserve">We honor the</w:t>
+      </w:r>
+      <w:r>
+        <w:t xml:space="preserve"> </w:t>
+      </w:r>
+      <w:r>
+        <w:rPr>
+          <w:b/>
+          <w:bCs/>
+        </w:rPr>
+        <w:t xml:space="preserve">GPC</w:t>
+      </w:r>
+      <w:r>
+        <w:t xml:space="preserve"> </w:t>
+      </w:r>
+      <w:r>
+        <w:t xml:space="preserve">signal as an</w:t>
+      </w:r>
+      <w:r>
+        <w:t xml:space="preserve"> </w:t>
+      </w:r>
+      <w:r>
+        <w:rPr>
+          <w:b/>
+          <w:bCs/>
+        </w:rPr>
+        <w:t xml:space="preserve">opt-out of “sale” and “sharing”</w:t>
+      </w:r>
+      <w:r>
+        <w:t xml:space="preserve"> </w:t>
+      </w:r>
+      <w:r>
+        <w:t xml:space="preserve">under CCPA/CPRA. When GPC is detected, we do not place advertising or cross-context behavioral advertising cookies.</w:t>
+      </w:r>
+    </w:p>
+    <w:bookmarkEnd w:id="17"/>
+    <w:bookmarkStart w:id="18" w:name="do-not-track-dnt"/>
+    <w:p>
+      <w:pPr>
+        <w:pStyle w:val="Heading3"/>
+      </w:pPr>
+      <w:r>
+        <w:t xml:space="preserve">6.4 Do Not Track (DNT)</w:t>
+      </w:r>
+    </w:p>
+    <w:p>
+      <w:pPr>
+        <w:pStyle w:val="FirstParagraph"/>
+      </w:pPr>
+      <w:r>
+        <w:t xml:space="preserve">Because there is no industry consensus on DNT, we</w:t>
+      </w:r>
+      <w:r>
+        <w:t xml:space="preserve"> </w:t>
+      </w:r>
+      <w:r>
+        <w:rPr>
+          <w:b/>
+          <w:bCs/>
+        </w:rPr>
+        <w:t xml:space="preserve">do not currently respond to DNT signals</w:t>
+      </w:r>
+      <w:r>
+        <w:t xml:space="preserve">. We do honor</w:t>
+      </w:r>
+      <w:r>
+        <w:t xml:space="preserve"> </w:t>
+      </w:r>
+      <w:r>
+        <w:rPr>
+          <w:b/>
+          <w:bCs/>
+        </w:rPr>
+        <w:t xml:space="preserve">GPC</w:t>
+      </w:r>
+      <w:r>
+        <w:t xml:space="preserve">. This statement is provided under</w:t>
+      </w:r>
+      <w:r>
+        <w:t xml:space="preserve"> </w:t>
+      </w:r>
+      <w:r>
+        <w:rPr>
+          <w:b/>
+          <w:bCs/>
+        </w:rPr>
+        <w:t xml:space="preserve">California Online Privacy Protection Act (CalOPPA), Cal. Bus. &amp; Prof. Code § 22575</w:t>
+      </w:r>
+      <w:r>
+        <w:t xml:space="preserve">.</w:t>
+      </w:r>
+    </w:p>
+    <w:bookmarkEnd w:id="18"/>
+    <w:bookmarkStart w:id="19" w:name="mobile-device-settings"/>
+    <w:p>
+      <w:pPr>
+        <w:pStyle w:val="Heading3"/>
+      </w:pPr>
+      <w:r>
+        <w:t xml:space="preserve">6.5 Mobile Device Settings</w:t>
+      </w:r>
+    </w:p>
+    <w:p>
+      <w:pPr>
+        <w:pStyle w:val="FirstParagraph"/>
+      </w:pPr>
+      <w:r>
+        <w:t xml:space="preserve">See Section 5 for iOS and Android instructions.</w:t>
+      </w:r>
+    </w:p>
+    <w:p>
+      <w:r>
+        <w:pict>
+          <v:rect style="width:0;height:1.5pt" o:hralign="center" o:hrstd="t" o:hr="t"/>
+        </w:pict>
+      </w:r>
+    </w:p>
+    <w:bookmarkEnd w:id="19"/>
+    <w:bookmarkEnd w:id="20"/>
+    <w:bookmarkStart w:id="21" w:name="withdrawing-consent"/>
     <w:p>
       <w:pPr>
         <w:pStyle w:val="Heading2"/>
       </w:pPr>
       <w:r>
-        <w:t xml:space="preserve">7. Contact</w:t>
+        <w:t xml:space="preserve">7. Withdrawing Consent</w:t>
       </w:r>
     </w:p>
     <w:p>
@@ -703,6 +1884,114 @@
         <w:pStyle w:val="FirstParagraph"/>
       </w:pPr>
       <w:r>
+        <w:t xml:space="preserve">Withdraw consent for non-essential cookies at any time via:</w:t>
+      </w:r>
+      <w:r>
+        <w:t xml:space="preserve"> </w:t>
+      </w:r>
+      <w:r>
+        <w:t xml:space="preserve">- The</w:t>
+      </w:r>
+      <w:r>
+        <w:t xml:space="preserve"> </w:t>
+      </w:r>
+      <w:r>
+        <w:rPr>
+          <w:b/>
+          <w:bCs/>
+        </w:rPr>
+        <w:t xml:space="preserve">“Cookie Preferences”</w:t>
+      </w:r>
+      <w:r>
+        <w:t xml:space="preserve"> </w:t>
+      </w:r>
+      <w:r>
+        <w:t xml:space="preserve">link in the footer;</w:t>
+      </w:r>
+      <w:r>
+        <w:t xml:space="preserve"> </w:t>
+      </w:r>
+      <w:r>
+        <w:t xml:space="preserve">- Browser settings (to clear or block cookies); or</w:t>
+      </w:r>
+      <w:r>
+        <w:t xml:space="preserve"> </w:t>
+      </w:r>
+      <w:r>
+        <w:t xml:space="preserve">- Enabling</w:t>
+      </w:r>
+      <w:r>
+        <w:t xml:space="preserve"> </w:t>
+      </w:r>
+      <w:r>
+        <w:rPr>
+          <w:b/>
+          <w:bCs/>
+        </w:rPr>
+        <w:t xml:space="preserve">GPC</w:t>
+      </w:r>
+      <w:r>
+        <w:t xml:space="preserve"> </w:t>
+      </w:r>
+      <w:r>
+        <w:t xml:space="preserve">in your browser.</w:t>
+      </w:r>
+    </w:p>
+    <w:p>
+      <w:pPr>
+        <w:pStyle w:val="BodyText"/>
+      </w:pPr>
+      <w:r>
+        <w:t xml:space="preserve">Withdrawal does not affect lawfulness of processing before withdrawal.</w:t>
+      </w:r>
+    </w:p>
+    <w:p>
+      <w:r>
+        <w:pict>
+          <v:rect style="width:0;height:1.5pt" o:hralign="center" o:hrstd="t" o:hr="t"/>
+        </w:pict>
+      </w:r>
+    </w:p>
+    <w:bookmarkEnd w:id="21"/>
+    <w:bookmarkStart w:id="22" w:name="changes"/>
+    <w:p>
+      <w:pPr>
+        <w:pStyle w:val="Heading2"/>
+      </w:pPr>
+      <w:r>
+        <w:t xml:space="preserve">8. Changes</w:t>
+      </w:r>
+    </w:p>
+    <w:p>
+      <w:pPr>
+        <w:pStyle w:val="FirstParagraph"/>
+      </w:pPr>
+      <w:r>
+        <w:t xml:space="preserve">We may update this Policy as our use of cookies evolves. Material changes posted with updated effective date.</w:t>
+      </w:r>
+    </w:p>
+    <w:p>
+      <w:r>
+        <w:pict>
+          <v:rect style="width:0;height:1.5pt" o:hralign="center" o:hrstd="t" o:hr="t"/>
+        </w:pict>
+      </w:r>
+    </w:p>
+    <w:bookmarkEnd w:id="22"/>
+    <w:bookmarkStart w:id="23" w:name="contact"/>
+    <w:p>
+      <w:pPr>
+        <w:pStyle w:val="Heading2"/>
+      </w:pPr>
+      <w:r>
+        <w:t xml:space="preserve">9. Contact</w:t>
+      </w:r>
+    </w:p>
+    <w:p>
+      <w:pPr>
+        <w:pStyle w:val="FirstParagraph"/>
+      </w:pPr>
+      <w:r>
         <w:t xml:space="preserve">Questions:</w:t>
       </w:r>
       <w:r>
@@ -717,19 +2006,26 @@
       </w:r>
     </w:p>
     <w:p>
-      <w:pPr>
-        <w:pStyle w:val="BodyText"/>
+      <w:r>
+        <w:pict>
+          <v:rect style="width:0;height:1.5pt" o:hralign="center" o:hrstd="t" o:hr="t"/>
+        </w:pict>
+      </w:r>
+    </w:p>
+    <w:p>
+      <w:pPr>
+        <w:pStyle w:val="FirstParagraph"/>
       </w:pPr>
       <w:r>
         <w:rPr>
           <w:i/>
           <w:iCs/>
         </w:rPr>
-        <w:t xml:space="preserve">General template only. Not legal advice.</w:t>
-      </w:r>
-    </w:p>
-    <w:bookmarkEnd w:id="16"/>
-    <w:bookmarkEnd w:id="17"/>
+        <w:t xml:space="preserve">This document is a general template. It is not legal advice.</w:t>
+      </w:r>
+    </w:p>
+    <w:bookmarkEnd w:id="23"/>
+    <w:bookmarkEnd w:id="24"/>
     <w:sectPr>
       <w:footnotePr>
         <w:numRestart w:val="eachSect"/>

--- a/public/legal/cookie-policy.docx
+++ b/public/legal/cookie-policy.docx
@@ -2,7 +2,33 @@
 <file path=word/document.xml><?xml version="1.0" encoding="utf-8"?>
 <w:document xmlns:w="http://schemas.openxmlformats.org/wordprocessingml/2006/main" xmlns:m="http://schemas.openxmlformats.org/officeDocument/2006/math" xmlns:r="http://schemas.openxmlformats.org/officeDocument/2006/relationships" xmlns:o="urn:schemas-microsoft-com:office:office" xmlns:v="urn:schemas-microsoft-com:vml" xmlns:w10="urn:schemas-microsoft-com:office:word" xmlns:a="http://schemas.openxmlformats.org/drawingml/2006/main" xmlns:pic="http://schemas.openxmlformats.org/drawingml/2006/picture" xmlns:wp="http://schemas.openxmlformats.org/drawingml/2006/wordprocessingDrawing">
   <w:body>
-    <w:bookmarkStart w:id="24" w:name="puretask-cookie-policy"/>
+    <w:sdt>
+      <w:sdtPr>
+        <w:docPartObj>
+          <w:docPartGallery w:val="Table of Contents"/>
+          <w:docPartUnique/>
+        </w:docPartObj>
+      </w:sdtPr>
+      <w:sdtContent>
+        <w:p>
+          <w:pPr>
+            <w:pStyle w:val="TOCHeading"/>
+          </w:pPr>
+          <w:r>
+            <w:t xml:space="preserve">Table of Contents</w:t>
+          </w:r>
+        </w:p>
+        <w:p>
+          <w:r>
+            <w:fldChar w:fldCharType="begin" w:dirty="true"/>
+            <w:instrText xml:space="preserve">TOC \o "1-2" \h \z \u</w:instrText>
+            <w:fldChar w:fldCharType="separate"/>
+            <w:fldChar w:fldCharType="end"/>
+          </w:r>
+        </w:p>
+      </w:sdtContent>
+    </w:sdt>
+    <w:bookmarkStart w:id="35" w:name="puretask-cookie-policy"/>
     <w:p>
       <w:pPr>
         <w:pStyle w:val="Heading1"/>
@@ -17,8 +43,8 @@
       </w:pPr>
       <w:r>
         <w:rPr>
-          <w:b/>
-          <w:bCs/>
+          <w:bCs/>
+          <w:b/>
         </w:rPr>
         <w:t xml:space="preserve">Effective Date:</w:t>
       </w:r>
@@ -26,15 +52,15 @@
         <w:t xml:space="preserve"> </w:t>
       </w:r>
       <w:r>
-        <w:t xml:space="preserve">May 17, 2026</w:t>
-      </w:r>
-      <w:r>
-        <w:t xml:space="preserve"> </w:t>
-      </w:r>
-      <w:r>
-        <w:rPr>
-          <w:b/>
-          <w:bCs/>
+        <w:t xml:space="preserve">[TO BE SET BEFORE LAUNCH]</w:t>
+      </w:r>
+      <w:r>
+        <w:t xml:space="preserve"> </w:t>
+      </w:r>
+      <w:r>
+        <w:rPr>
+          <w:bCs/>
+          <w:b/>
         </w:rPr>
         <w:t xml:space="preserve">Version:</w:t>
       </w:r>
@@ -57,8 +83,8 @@
       </w:r>
       <w:r>
         <w:rPr>
-          <w:b/>
-          <w:bCs/>
+          <w:bCs/>
+          <w:b/>
         </w:rPr>
         <w:t xml:space="preserve">PureTask LLC</w:t>
       </w:r>
@@ -66,32 +92,47 @@
         <w:t xml:space="preserve"> </w:t>
       </w:r>
       <w:r>
-        <w:t xml:space="preserve">(“</w:t>
-      </w:r>
-      <w:r>
-        <w:rPr>
-          <w:b/>
-          <w:bCs/>
+        <w:t xml:space="preserve">(</w:t>
+      </w:r>
+      <w:r>
+        <w:t xml:space="preserve">“</w:t>
+      </w:r>
+      <w:r>
+        <w:rPr>
+          <w:bCs/>
+          <w:b/>
         </w:rPr>
         <w:t xml:space="preserve">PureTask</w:t>
       </w:r>
       <w:r>
-        <w:t xml:space="preserve">”) uses cookies and similar technologies on our website and mobile applications (the “</w:t>
-      </w:r>
-      <w:r>
-        <w:rPr>
-          <w:b/>
-          <w:bCs/>
+        <w:t xml:space="preserve">”</w:t>
+      </w:r>
+      <w:r>
+        <w:t xml:space="preserve">) uses cookies and similar technologies on our website and mobile applications (the</w:t>
+      </w:r>
+      <w:r>
+        <w:t xml:space="preserve"> </w:t>
+      </w:r>
+      <w:r>
+        <w:t xml:space="preserve">“</w:t>
+      </w:r>
+      <w:r>
+        <w:rPr>
+          <w:bCs/>
+          <w:b/>
         </w:rPr>
         <w:t xml:space="preserve">Platform</w:t>
       </w:r>
       <w:r>
-        <w:t xml:space="preserve">”). It supplements our</w:t>
-      </w:r>
-      <w:r>
-        <w:t xml:space="preserve"> </w:t>
-      </w:r>
-      <w:hyperlink r:id="rId9">
+        <w:t xml:space="preserve">”</w:t>
+      </w:r>
+      <w:r>
+        <w:t xml:space="preserve">). It supplements our</w:t>
+      </w:r>
+      <w:r>
+        <w:t xml:space="preserve"> </w:t>
+      </w:r>
+      <w:hyperlink r:id="rId20">
         <w:r>
           <w:rPr>
             <w:rStyle w:val="Hyperlink"/>
@@ -110,7 +151,7 @@
         </w:pict>
       </w:r>
     </w:p>
-    <w:bookmarkStart w:id="10" w:name="what-are-cookies"/>
+    <w:bookmarkStart w:id="21" w:name="what-are-cookies"/>
     <w:p>
       <w:pPr>
         <w:pStyle w:val="Heading2"/>
@@ -131,8 +172,8 @@
       </w:r>
       <w:r>
         <w:rPr>
-          <w:b/>
-          <w:bCs/>
+          <w:bCs/>
+          <w:b/>
         </w:rPr>
         <w:t xml:space="preserve">local storage</w:t>
       </w:r>
@@ -144,8 +185,8 @@
       </w:r>
       <w:r>
         <w:rPr>
-          <w:b/>
-          <w:bCs/>
+          <w:bCs/>
+          <w:b/>
         </w:rPr>
         <w:t xml:space="preserve">session storage</w:t>
       </w:r>
@@ -157,8 +198,8 @@
       </w:r>
       <w:r>
         <w:rPr>
-          <w:b/>
-          <w:bCs/>
+          <w:bCs/>
+          <w:b/>
         </w:rPr>
         <w:t xml:space="preserve">pixels / web beacons</w:t>
       </w:r>
@@ -170,8 +211,8 @@
       </w:r>
       <w:r>
         <w:rPr>
-          <w:b/>
-          <w:bCs/>
+          <w:bCs/>
+          <w:b/>
         </w:rPr>
         <w:t xml:space="preserve">SDKs</w:t>
       </w:r>
@@ -183,8 +224,8 @@
       </w:r>
       <w:r>
         <w:rPr>
-          <w:b/>
-          <w:bCs/>
+          <w:bCs/>
+          <w:b/>
         </w:rPr>
         <w:t xml:space="preserve">device identifiers</w:t>
       </w:r>
@@ -196,8 +237,8 @@
       </w:r>
       <w:r>
         <w:rPr>
-          <w:b/>
-          <w:bCs/>
+          <w:bCs/>
+          <w:b/>
         </w:rPr>
         <w:t xml:space="preserve">session-recording / heatmap scripts</w:t>
       </w:r>
@@ -212,8 +253,8 @@
         </w:pict>
       </w:r>
     </w:p>
-    <w:bookmarkEnd w:id="10"/>
-    <w:bookmarkStart w:id="11" w:name="categories-of-cookies-we-use"/>
+    <w:bookmarkEnd w:id="21"/>
+    <w:bookmarkStart w:id="22" w:name="categories-of-cookies-we-use"/>
     <w:p>
       <w:pPr>
         <w:pStyle w:val="Heading2"/>
@@ -226,8 +267,8 @@
       <w:tblPr>
         <w:tblStyle w:val="Table"/>
         <w:tblW w:type="pct" w:w="5000"/>
-        <w:tblLayout w:type="fixed"/>
         <w:tblLook w:firstRow="1" w:lastRow="0" w:firstColumn="0" w:lastColumn="0" w:noHBand="0" w:noVBand="0" w:val="0020"/>
+        <w:jc w:val="start"/>
       </w:tblPr>
       <w:tblGrid>
         <w:gridCol w:w="1980"/>
@@ -237,13 +278,14 @@
       </w:tblGrid>
       <w:tr>
         <w:trPr>
-          <w:tblHeader w:val="on"/>
+          <w:tblHeader w:val="true"/>
         </w:trPr>
         <w:tc>
           <w:tcPr/>
           <w:p>
             <w:pPr>
               <w:pStyle w:val="Compact"/>
+              <w:jc w:val="left"/>
             </w:pPr>
             <w:r>
               <w:t xml:space="preserve">Category</w:t>
@@ -255,6 +297,7 @@
           <w:p>
             <w:pPr>
               <w:pStyle w:val="Compact"/>
+              <w:jc w:val="left"/>
             </w:pPr>
             <w:r>
               <w:t xml:space="preserve">Purpose</w:t>
@@ -266,6 +309,7 @@
           <w:p>
             <w:pPr>
               <w:pStyle w:val="Compact"/>
+              <w:jc w:val="left"/>
             </w:pPr>
             <w:r>
               <w:t xml:space="preserve">Examples</w:t>
@@ -277,6 +321,7 @@
           <w:p>
             <w:pPr>
               <w:pStyle w:val="Compact"/>
+              <w:jc w:val="left"/>
             </w:pPr>
             <w:r>
               <w:t xml:space="preserve">Can you disable?</w:t>
@@ -290,11 +335,12 @@
           <w:p>
             <w:pPr>
               <w:pStyle w:val="Compact"/>
+              <w:jc w:val="left"/>
             </w:pPr>
             <w:r>
               <w:rPr>
+                <w:bCs/>
                 <w:b/>
-                <w:bCs/>
               </w:rPr>
               <w:t xml:space="preserve">Strictly necessary</w:t>
             </w:r>
@@ -305,6 +351,7 @@
           <w:p>
             <w:pPr>
               <w:pStyle w:val="Compact"/>
+              <w:jc w:val="left"/>
             </w:pPr>
             <w:r>
               <w:t xml:space="preserve">Authentication, security, fraud prevention, load balancing, session continuity.</w:t>
@@ -316,6 +363,7 @@
           <w:p>
             <w:pPr>
               <w:pStyle w:val="Compact"/>
+              <w:jc w:val="left"/>
             </w:pPr>
             <w:r>
               <w:t xml:space="preserve">Auth tokens, CSRF tokens, session IDs.</w:t>
@@ -327,11 +375,12 @@
           <w:p>
             <w:pPr>
               <w:pStyle w:val="Compact"/>
+              <w:jc w:val="left"/>
             </w:pPr>
             <w:r>
               <w:rPr>
+                <w:bCs/>
                 <w:b/>
-                <w:bCs/>
               </w:rPr>
               <w:t xml:space="preserve">No</w:t>
             </w:r>
@@ -350,11 +399,12 @@
           <w:p>
             <w:pPr>
               <w:pStyle w:val="Compact"/>
+              <w:jc w:val="left"/>
             </w:pPr>
             <w:r>
               <w:rPr>
+                <w:bCs/>
                 <w:b/>
-                <w:bCs/>
               </w:rPr>
               <w:t xml:space="preserve">Functional</w:t>
             </w:r>
@@ -365,6 +415,7 @@
           <w:p>
             <w:pPr>
               <w:pStyle w:val="Compact"/>
+              <w:jc w:val="left"/>
             </w:pPr>
             <w:r>
               <w:t xml:space="preserve">Remember preferences (language, theme, last-used filters).</w:t>
@@ -376,17 +427,31 @@
           <w:p>
             <w:pPr>
               <w:pStyle w:val="Compact"/>
-            </w:pPr>
-            <w:r>
-              <w:t xml:space="preserve">UI preferences, “remember me.”</w:t>
-            </w:r>
-          </w:p>
-        </w:tc>
-        <w:tc>
-          <w:tcPr/>
-          <w:p>
-            <w:pPr>
-              <w:pStyle w:val="Compact"/>
+              <w:jc w:val="left"/>
+            </w:pPr>
+            <w:r>
+              <w:t xml:space="preserve">UI preferences,</w:t>
+            </w:r>
+            <w:r>
+              <w:t xml:space="preserve"> </w:t>
+            </w:r>
+            <w:r>
+              <w:t xml:space="preserve">“</w:t>
+            </w:r>
+            <w:r>
+              <w:t xml:space="preserve">remember me.</w:t>
+            </w:r>
+            <w:r>
+              <w:t xml:space="preserve">”</w:t>
+            </w:r>
+          </w:p>
+        </w:tc>
+        <w:tc>
+          <w:tcPr/>
+          <w:p>
+            <w:pPr>
+              <w:pStyle w:val="Compact"/>
+              <w:jc w:val="left"/>
             </w:pPr>
             <w:r>
               <w:t xml:space="preserve">Yes, via browser settings or cookie banner.</w:t>
@@ -400,11 +465,12 @@
           <w:p>
             <w:pPr>
               <w:pStyle w:val="Compact"/>
+              <w:jc w:val="left"/>
             </w:pPr>
             <w:r>
               <w:rPr>
+                <w:bCs/>
                 <w:b/>
-                <w:bCs/>
               </w:rPr>
               <w:t xml:space="preserve">Performance / analytics</w:t>
             </w:r>
@@ -415,6 +481,7 @@
           <w:p>
             <w:pPr>
               <w:pStyle w:val="Compact"/>
+              <w:jc w:val="left"/>
             </w:pPr>
             <w:r>
               <w:t xml:space="preserve">Measure usage, debug errors, understand feature adoption.</w:t>
@@ -426,6 +493,7 @@
           <w:p>
             <w:pPr>
               <w:pStyle w:val="Compact"/>
+              <w:jc w:val="left"/>
             </w:pPr>
             <w:r>
               <w:t xml:space="preserve">Lovable Analytics, error tracking.</w:t>
@@ -437,6 +505,7 @@
           <w:p>
             <w:pPr>
               <w:pStyle w:val="Compact"/>
+              <w:jc w:val="left"/>
             </w:pPr>
             <w:r>
               <w:t xml:space="preserve">Yes, via cookie banner, browser settings, or GPC.</w:t>
@@ -450,11 +519,12 @@
           <w:p>
             <w:pPr>
               <w:pStyle w:val="Compact"/>
+              <w:jc w:val="left"/>
             </w:pPr>
             <w:r>
               <w:rPr>
+                <w:bCs/>
                 <w:b/>
-                <w:bCs/>
               </w:rPr>
               <w:t xml:space="preserve">Product research</w:t>
             </w:r>
@@ -465,6 +535,7 @@
           <w:p>
             <w:pPr>
               <w:pStyle w:val="Compact"/>
+              <w:jc w:val="left"/>
             </w:pPr>
             <w:r>
               <w:t xml:space="preserve">A/B testing, feature flag management.</w:t>
@@ -476,6 +547,7 @@
           <w:p>
             <w:pPr>
               <w:pStyle w:val="Compact"/>
+              <w:jc w:val="left"/>
             </w:pPr>
             <w:r>
               <w:t xml:space="preserve">Experiment IDs, variant assignments.</w:t>
@@ -487,6 +559,7 @@
           <w:p>
             <w:pPr>
               <w:pStyle w:val="Compact"/>
+              <w:jc w:val="left"/>
             </w:pPr>
             <w:r>
               <w:t xml:space="preserve">Yes, via cookie banner.</w:t>
@@ -500,11 +573,12 @@
           <w:p>
             <w:pPr>
               <w:pStyle w:val="Compact"/>
+              <w:jc w:val="left"/>
             </w:pPr>
             <w:r>
               <w:rPr>
+                <w:bCs/>
                 <w:b/>
-                <w:bCs/>
               </w:rPr>
               <w:t xml:space="preserve">Session recording / heatmaps</w:t>
             </w:r>
@@ -515,6 +589,7 @@
           <w:p>
             <w:pPr>
               <w:pStyle w:val="Compact"/>
+              <w:jc w:val="left"/>
             </w:pPr>
             <w:r>
               <w:t xml:space="preserve">(If used) Understand UI friction; record interactions on UI elements; do not record password fields.</w:t>
@@ -526,6 +601,7 @@
           <w:p>
             <w:pPr>
               <w:pStyle w:val="Compact"/>
+              <w:jc w:val="left"/>
             </w:pPr>
             <w:r>
               <w:t xml:space="preserve">(e.g., Hotjar, FullStory, LogRocket — if used)</w:t>
@@ -537,6 +613,7 @@
           <w:p>
             <w:pPr>
               <w:pStyle w:val="Compact"/>
+              <w:jc w:val="left"/>
             </w:pPr>
             <w:r>
               <w:t xml:space="preserve">Yes, via cookie banner.</w:t>
@@ -550,11 +627,12 @@
           <w:p>
             <w:pPr>
               <w:pStyle w:val="Compact"/>
+              <w:jc w:val="left"/>
             </w:pPr>
             <w:r>
               <w:rPr>
+                <w:bCs/>
                 <w:b/>
-                <w:bCs/>
               </w:rPr>
               <w:t xml:space="preserve">Advertising / cross-context</w:t>
             </w:r>
@@ -565,6 +643,7 @@
           <w:p>
             <w:pPr>
               <w:pStyle w:val="Compact"/>
+              <w:jc w:val="left"/>
             </w:pPr>
             <w:r>
               <w:t xml:space="preserve">Limited marketing measurement; (where used) personalized advertising.</w:t>
@@ -576,6 +655,7 @@
           <w:p>
             <w:pPr>
               <w:pStyle w:val="Compact"/>
+              <w:jc w:val="left"/>
             </w:pPr>
             <w:r>
               <w:t xml:space="preserve">Meta/Google conversion pixels, retargeting tags.</w:t>
@@ -587,6 +667,7 @@
           <w:p>
             <w:pPr>
               <w:pStyle w:val="Compact"/>
+              <w:jc w:val="left"/>
             </w:pPr>
             <w:r>
               <w:t xml:space="preserve">Yes, via cookie banner, browser settings, or GPC.</w:t>
@@ -602,8 +683,8 @@
         </w:pict>
       </w:r>
     </w:p>
-    <w:bookmarkEnd w:id="11"/>
-    <w:bookmarkStart w:id="12" w:name="specific-cookies-and-technologies"/>
+    <w:bookmarkEnd w:id="22"/>
+    <w:bookmarkStart w:id="23" w:name="specific-cookies-and-technologies"/>
     <w:p>
       <w:pPr>
         <w:pStyle w:val="Heading2"/>
@@ -624,8 +705,8 @@
       </w:r>
       <w:r>
         <w:rPr>
-          <w:b/>
-          <w:bCs/>
+          <w:bCs/>
+          <w:b/>
         </w:rPr>
         <w:t xml:space="preserve">/legal/cookies/list</w:t>
       </w:r>
@@ -640,8 +721,8 @@
       <w:tblPr>
         <w:tblStyle w:val="Table"/>
         <w:tblW w:type="pct" w:w="5000"/>
-        <w:tblLayout w:type="fixed"/>
         <w:tblLook w:firstRow="1" w:lastRow="0" w:firstColumn="0" w:lastColumn="0" w:noHBand="0" w:noVBand="0" w:val="0020"/>
+        <w:jc w:val="start"/>
       </w:tblPr>
       <w:tblGrid>
         <w:gridCol w:w="1980"/>
@@ -651,13 +732,14 @@
       </w:tblGrid>
       <w:tr>
         <w:trPr>
-          <w:tblHeader w:val="on"/>
+          <w:tblHeader w:val="true"/>
         </w:trPr>
         <w:tc>
           <w:tcPr/>
           <w:p>
             <w:pPr>
               <w:pStyle w:val="Compact"/>
+              <w:jc w:val="left"/>
             </w:pPr>
             <w:r>
               <w:t xml:space="preserve">Cookie / Token</w:t>
@@ -669,6 +751,7 @@
           <w:p>
             <w:pPr>
               <w:pStyle w:val="Compact"/>
+              <w:jc w:val="left"/>
             </w:pPr>
             <w:r>
               <w:t xml:space="preserve">Provider</w:t>
@@ -680,6 +763,7 @@
           <w:p>
             <w:pPr>
               <w:pStyle w:val="Compact"/>
+              <w:jc w:val="left"/>
             </w:pPr>
             <w:r>
               <w:t xml:space="preserve">Purpose</w:t>
@@ -691,6 +775,7 @@
           <w:p>
             <w:pPr>
               <w:pStyle w:val="Compact"/>
+              <w:jc w:val="left"/>
             </w:pPr>
             <w:r>
               <w:t xml:space="preserve">Duration</w:t>
@@ -704,6 +789,7 @@
           <w:p>
             <w:pPr>
               <w:pStyle w:val="Compact"/>
+              <w:jc w:val="left"/>
             </w:pPr>
             <w:r>
               <w:rPr>
@@ -718,6 +804,7 @@
           <w:p>
             <w:pPr>
               <w:pStyle w:val="Compact"/>
+              <w:jc w:val="left"/>
             </w:pPr>
             <w:r>
               <w:t xml:space="preserve">PureTask (first-party)</w:t>
@@ -729,6 +816,7 @@
           <w:p>
             <w:pPr>
               <w:pStyle w:val="Compact"/>
+              <w:jc w:val="left"/>
             </w:pPr>
             <w:r>
               <w:t xml:space="preserve">Authenticated session</w:t>
@@ -740,6 +828,7 @@
           <w:p>
             <w:pPr>
               <w:pStyle w:val="Compact"/>
+              <w:jc w:val="left"/>
             </w:pPr>
             <w:r>
               <w:t xml:space="preserve">Session</w:t>
@@ -753,6 +842,7 @@
           <w:p>
             <w:pPr>
               <w:pStyle w:val="Compact"/>
+              <w:jc w:val="left"/>
             </w:pPr>
             <w:r>
               <w:rPr>
@@ -767,6 +857,7 @@
           <w:p>
             <w:pPr>
               <w:pStyle w:val="Compact"/>
+              <w:jc w:val="left"/>
             </w:pPr>
             <w:r>
               <w:t xml:space="preserve">PureTask (first-party)</w:t>
@@ -778,6 +869,7 @@
           <w:p>
             <w:pPr>
               <w:pStyle w:val="Compact"/>
+              <w:jc w:val="left"/>
             </w:pPr>
             <w:r>
               <w:t xml:space="preserve">CSRF protection</w:t>
@@ -789,6 +881,7 @@
           <w:p>
             <w:pPr>
               <w:pStyle w:val="Compact"/>
+              <w:jc w:val="left"/>
             </w:pPr>
             <w:r>
               <w:t xml:space="preserve">Session</w:t>
@@ -802,6 +895,7 @@
           <w:p>
             <w:pPr>
               <w:pStyle w:val="Compact"/>
+              <w:jc w:val="left"/>
             </w:pPr>
             <w:r>
               <w:rPr>
@@ -816,6 +910,7 @@
           <w:p>
             <w:pPr>
               <w:pStyle w:val="Compact"/>
+              <w:jc w:val="left"/>
             </w:pPr>
             <w:r>
               <w:t xml:space="preserve">PureTask (first-party)</w:t>
@@ -827,6 +922,7 @@
           <w:p>
             <w:pPr>
               <w:pStyle w:val="Compact"/>
+              <w:jc w:val="left"/>
             </w:pPr>
             <w:r>
               <w:t xml:space="preserve">UI preferences</w:t>
@@ -838,6 +934,7 @@
           <w:p>
             <w:pPr>
               <w:pStyle w:val="Compact"/>
+              <w:jc w:val="left"/>
             </w:pPr>
             <w:r>
               <w:t xml:space="preserve">1 year</w:t>
@@ -851,6 +948,7 @@
           <w:p>
             <w:pPr>
               <w:pStyle w:val="Compact"/>
+              <w:jc w:val="left"/>
             </w:pPr>
             <w:r>
               <w:rPr>
@@ -865,6 +963,7 @@
           <w:p>
             <w:pPr>
               <w:pStyle w:val="Compact"/>
+              <w:jc w:val="left"/>
             </w:pPr>
             <w:r>
               <w:t xml:space="preserve">PureTask (first-party)</w:t>
@@ -876,6 +975,7 @@
           <w:p>
             <w:pPr>
               <w:pStyle w:val="Compact"/>
+              <w:jc w:val="left"/>
             </w:pPr>
             <w:r>
               <w:t xml:space="preserve">A/B testing variant assignment</w:t>
@@ -887,6 +987,7 @@
           <w:p>
             <w:pPr>
               <w:pStyle w:val="Compact"/>
+              <w:jc w:val="left"/>
             </w:pPr>
             <w:r>
               <w:t xml:space="preserve">30 days</w:t>
@@ -900,6 +1001,7 @@
           <w:p>
             <w:pPr>
               <w:pStyle w:val="Compact"/>
+              <w:jc w:val="left"/>
             </w:pPr>
             <w:r>
               <w:rPr>
@@ -914,6 +1016,7 @@
           <w:p>
             <w:pPr>
               <w:pStyle w:val="Compact"/>
+              <w:jc w:val="left"/>
             </w:pPr>
             <w:r>
               <w:t xml:space="preserve">Stripe (third-party)</w:t>
@@ -925,6 +1028,7 @@
           <w:p>
             <w:pPr>
               <w:pStyle w:val="Compact"/>
+              <w:jc w:val="left"/>
             </w:pPr>
             <w:r>
               <w:t xml:space="preserve">Fraud prevention on payment forms</w:t>
@@ -936,6 +1040,7 @@
           <w:p>
             <w:pPr>
               <w:pStyle w:val="Compact"/>
+              <w:jc w:val="left"/>
             </w:pPr>
             <w:r>
               <w:t xml:space="preserve">1 year</w:t>
@@ -949,6 +1054,7 @@
           <w:p>
             <w:pPr>
               <w:pStyle w:val="Compact"/>
+              <w:jc w:val="left"/>
             </w:pPr>
             <w:r>
               <w:rPr>
@@ -963,6 +1069,7 @@
           <w:p>
             <w:pPr>
               <w:pStyle w:val="Compact"/>
+              <w:jc w:val="left"/>
             </w:pPr>
             <w:r>
               <w:t xml:space="preserve">Stripe (third-party)</w:t>
@@ -974,6 +1081,7 @@
           <w:p>
             <w:pPr>
               <w:pStyle w:val="Compact"/>
+              <w:jc w:val="left"/>
             </w:pPr>
             <w:r>
               <w:t xml:space="preserve">Fraud prevention</w:t>
@@ -985,6 +1093,7 @@
           <w:p>
             <w:pPr>
               <w:pStyle w:val="Compact"/>
+              <w:jc w:val="left"/>
             </w:pPr>
             <w:r>
               <w:t xml:space="preserve">30 minutes</w:t>
@@ -998,6 +1107,7 @@
           <w:p>
             <w:pPr>
               <w:pStyle w:val="Compact"/>
+              <w:jc w:val="left"/>
             </w:pPr>
             <w:r>
               <w:rPr>
@@ -1012,6 +1122,7 @@
           <w:p>
             <w:pPr>
               <w:pStyle w:val="Compact"/>
+              <w:jc w:val="left"/>
             </w:pPr>
             <w:r>
               <w:t xml:space="preserve">Supabase (third-party)</w:t>
@@ -1023,6 +1134,7 @@
           <w:p>
             <w:pPr>
               <w:pStyle w:val="Compact"/>
+              <w:jc w:val="left"/>
             </w:pPr>
             <w:r>
               <w:t xml:space="preserve">Authenticated session</w:t>
@@ -1034,6 +1146,7 @@
           <w:p>
             <w:pPr>
               <w:pStyle w:val="Compact"/>
+              <w:jc w:val="left"/>
             </w:pPr>
             <w:r>
               <w:t xml:space="preserve">Session / configured</w:t>
@@ -1047,6 +1160,7 @@
           <w:p>
             <w:pPr>
               <w:pStyle w:val="Compact"/>
+              <w:jc w:val="left"/>
             </w:pPr>
             <w:r>
               <w:rPr>
@@ -1061,6 +1175,7 @@
           <w:p>
             <w:pPr>
               <w:pStyle w:val="Compact"/>
+              <w:jc w:val="left"/>
             </w:pPr>
             <w:r>
               <w:t xml:space="preserve">Supabase (third-party)</w:t>
@@ -1072,6 +1187,7 @@
           <w:p>
             <w:pPr>
               <w:pStyle w:val="Compact"/>
+              <w:jc w:val="left"/>
             </w:pPr>
             <w:r>
               <w:t xml:space="preserve">Session refresh</w:t>
@@ -1083,6 +1199,7 @@
           <w:p>
             <w:pPr>
               <w:pStyle w:val="Compact"/>
+              <w:jc w:val="left"/>
             </w:pPr>
             <w:r>
               <w:t xml:space="preserve">Configured</w:t>
@@ -1096,6 +1213,7 @@
           <w:p>
             <w:pPr>
               <w:pStyle w:val="Compact"/>
+              <w:jc w:val="left"/>
             </w:pPr>
             <w:r>
               <w:t xml:space="preserve">Lovable Analytics IDs</w:t>
@@ -1107,6 +1225,7 @@
           <w:p>
             <w:pPr>
               <w:pStyle w:val="Compact"/>
+              <w:jc w:val="left"/>
             </w:pPr>
             <w:r>
               <w:t xml:space="preserve">Lovable Analytics (third-party)</w:t>
@@ -1118,6 +1237,7 @@
           <w:p>
             <w:pPr>
               <w:pStyle w:val="Compact"/>
+              <w:jc w:val="left"/>
             </w:pPr>
             <w:r>
               <w:t xml:space="preserve">Usage analytics</w:t>
@@ -1129,6 +1249,7 @@
           <w:p>
             <w:pPr>
               <w:pStyle w:val="Compact"/>
+              <w:jc w:val="left"/>
             </w:pPr>
             <w:r>
               <w:t xml:space="preserve">Up to 2 years</w:t>
@@ -1142,6 +1263,7 @@
           <w:p>
             <w:pPr>
               <w:pStyle w:val="Compact"/>
+              <w:jc w:val="left"/>
             </w:pPr>
             <w:r>
               <w:t xml:space="preserve">OneSignal push token</w:t>
@@ -1153,6 +1275,7 @@
           <w:p>
             <w:pPr>
               <w:pStyle w:val="Compact"/>
+              <w:jc w:val="left"/>
             </w:pPr>
             <w:r>
               <w:t xml:space="preserve">OneSignal (third-party SDK, mobile only)</w:t>
@@ -1164,6 +1287,7 @@
           <w:p>
             <w:pPr>
               <w:pStyle w:val="Compact"/>
+              <w:jc w:val="left"/>
             </w:pPr>
             <w:r>
               <w:t xml:space="preserve">Push notification delivery</w:t>
@@ -1175,6 +1299,7 @@
           <w:p>
             <w:pPr>
               <w:pStyle w:val="Compact"/>
+              <w:jc w:val="left"/>
             </w:pPr>
             <w:r>
               <w:t xml:space="preserve">Until uninstall or opt-out</w:t>
@@ -1188,6 +1313,7 @@
           <w:p>
             <w:pPr>
               <w:pStyle w:val="Compact"/>
+              <w:jc w:val="left"/>
             </w:pPr>
             <w:r>
               <w:t xml:space="preserve">Google/Meta pixel IDs (if/when used)</w:t>
@@ -1199,6 +1325,7 @@
           <w:p>
             <w:pPr>
               <w:pStyle w:val="Compact"/>
+              <w:jc w:val="left"/>
             </w:pPr>
             <w:r>
               <w:t xml:space="preserve">Google, Meta (third-party)</w:t>
@@ -1210,6 +1337,7 @@
           <w:p>
             <w:pPr>
               <w:pStyle w:val="Compact"/>
+              <w:jc w:val="left"/>
             </w:pPr>
             <w:r>
               <w:t xml:space="preserve">Marketing measurement, retargeting</w:t>
@@ -1221,6 +1349,7 @@
           <w:p>
             <w:pPr>
               <w:pStyle w:val="Compact"/>
+              <w:jc w:val="left"/>
             </w:pPr>
             <w:r>
               <w:t xml:space="preserve">Up to 13 months</w:t>
@@ -1236,8 +1365,8 @@
         </w:pict>
       </w:r>
     </w:p>
-    <w:bookmarkEnd w:id="12"/>
-    <w:bookmarkStart w:id="13" w:name="first-party-vs.-third-party"/>
+    <w:bookmarkEnd w:id="23"/>
+    <w:bookmarkStart w:id="24" w:name="first-party-vs.-third-party"/>
     <w:p>
       <w:pPr>
         <w:pStyle w:val="Heading2"/>
@@ -1248,16 +1377,16 @@
     </w:p>
     <w:p>
       <w:pPr>
-        <w:pStyle w:val="Compact"/>
         <w:numPr>
           <w:ilvl w:val="0"/>
           <w:numId w:val="1001"/>
         </w:numPr>
-      </w:pPr>
-      <w:r>
-        <w:rPr>
-          <w:b/>
-          <w:bCs/>
+        <w:pStyle w:val="Compact"/>
+      </w:pPr>
+      <w:r>
+        <w:rPr>
+          <w:bCs/>
+          <w:b/>
         </w:rPr>
         <w:t xml:space="preserve">First-party cookies</w:t>
       </w:r>
@@ -1270,16 +1399,16 @@
     </w:p>
     <w:p>
       <w:pPr>
-        <w:pStyle w:val="Compact"/>
         <w:numPr>
           <w:ilvl w:val="0"/>
           <w:numId w:val="1001"/>
         </w:numPr>
-      </w:pPr>
-      <w:r>
-        <w:rPr>
-          <w:b/>
-          <w:bCs/>
+        <w:pStyle w:val="Compact"/>
+      </w:pPr>
+      <w:r>
+        <w:rPr>
+          <w:bCs/>
+          <w:b/>
         </w:rPr>
         <w:t xml:space="preserve">Third-party cookies</w:t>
       </w:r>
@@ -1294,8 +1423,8 @@
       </w:r>
       <w:r>
         <w:rPr>
-          <w:b/>
-          <w:bCs/>
+          <w:bCs/>
+          <w:b/>
         </w:rPr>
         <w:t xml:space="preserve">Stripe</w:t>
       </w:r>
@@ -1310,8 +1439,8 @@
       </w:r>
       <w:r>
         <w:rPr>
-          <w:b/>
-          <w:bCs/>
+          <w:bCs/>
+          <w:b/>
         </w:rPr>
         <w:t xml:space="preserve">Supabase</w:t>
       </w:r>
@@ -1326,8 +1455,8 @@
       </w:r>
       <w:r>
         <w:rPr>
-          <w:b/>
-          <w:bCs/>
+          <w:bCs/>
+          <w:b/>
         </w:rPr>
         <w:t xml:space="preserve">Lovable Analytics</w:t>
       </w:r>
@@ -1345,8 +1474,8 @@
         </w:pict>
       </w:r>
     </w:p>
-    <w:bookmarkEnd w:id="13"/>
-    <w:bookmarkStart w:id="14" w:name="mobile-sdks-and-app-identifiers"/>
+    <w:bookmarkEnd w:id="24"/>
+    <w:bookmarkStart w:id="25" w:name="mobile-sdks-and-app-identifiers"/>
     <w:p>
       <w:pPr>
         <w:pStyle w:val="Heading2"/>
@@ -1365,16 +1494,16 @@
     </w:p>
     <w:p>
       <w:pPr>
-        <w:pStyle w:val="Compact"/>
         <w:numPr>
           <w:ilvl w:val="0"/>
           <w:numId w:val="1002"/>
         </w:numPr>
-      </w:pPr>
-      <w:r>
-        <w:rPr>
-          <w:b/>
-          <w:bCs/>
+        <w:pStyle w:val="Compact"/>
+      </w:pPr>
+      <w:r>
+        <w:rPr>
+          <w:bCs/>
+          <w:b/>
         </w:rPr>
         <w:t xml:space="preserve">OneSignal</w:t>
       </w:r>
@@ -1387,16 +1516,16 @@
     </w:p>
     <w:p>
       <w:pPr>
-        <w:pStyle w:val="Compact"/>
         <w:numPr>
           <w:ilvl w:val="0"/>
           <w:numId w:val="1002"/>
         </w:numPr>
-      </w:pPr>
-      <w:r>
-        <w:rPr>
-          <w:b/>
-          <w:bCs/>
+        <w:pStyle w:val="Compact"/>
+      </w:pPr>
+      <w:r>
+        <w:rPr>
+          <w:bCs/>
+          <w:b/>
         </w:rPr>
         <w:t xml:space="preserve">Stripe SDK</w:t>
       </w:r>
@@ -1409,16 +1538,16 @@
     </w:p>
     <w:p>
       <w:pPr>
-        <w:pStyle w:val="Compact"/>
         <w:numPr>
           <w:ilvl w:val="0"/>
           <w:numId w:val="1002"/>
         </w:numPr>
-      </w:pPr>
-      <w:r>
-        <w:rPr>
-          <w:b/>
-          <w:bCs/>
+        <w:pStyle w:val="Compact"/>
+      </w:pPr>
+      <w:r>
+        <w:rPr>
+          <w:bCs/>
+          <w:b/>
         </w:rPr>
         <w:t xml:space="preserve">Crash and performance</w:t>
       </w:r>
@@ -1431,16 +1560,16 @@
     </w:p>
     <w:p>
       <w:pPr>
-        <w:pStyle w:val="Compact"/>
         <w:numPr>
           <w:ilvl w:val="0"/>
           <w:numId w:val="1002"/>
         </w:numPr>
-      </w:pPr>
-      <w:r>
-        <w:rPr>
-          <w:b/>
-          <w:bCs/>
+        <w:pStyle w:val="Compact"/>
+      </w:pPr>
+      <w:r>
+        <w:rPr>
+          <w:bCs/>
+          <w:b/>
         </w:rPr>
         <w:t xml:space="preserve">OS-level advertising identifiers</w:t>
       </w:r>
@@ -1455,8 +1584,8 @@
       </w:r>
       <w:r>
         <w:rPr>
-          <w:b/>
-          <w:bCs/>
+          <w:bCs/>
+          <w:b/>
         </w:rPr>
         <w:t xml:space="preserve">IDFA (iOS)</w:t>
       </w:r>
@@ -1471,8 +1600,8 @@
       </w:r>
       <w:r>
         <w:rPr>
-          <w:b/>
-          <w:bCs/>
+          <w:bCs/>
+          <w:b/>
         </w:rPr>
         <w:t xml:space="preserve">AAID (Android)</w:t>
       </w:r>
@@ -1484,8 +1613,8 @@
       </w:r>
       <w:r>
         <w:rPr>
-          <w:b/>
-          <w:bCs/>
+          <w:bCs/>
+          <w:b/>
         </w:rPr>
         <w:t xml:space="preserve">not</w:t>
       </w:r>
@@ -1508,8 +1637,8 @@
       </w:r>
       <w:r>
         <w:rPr>
-          <w:b/>
-          <w:bCs/>
+          <w:bCs/>
+          <w:b/>
         </w:rPr>
         <w:t xml:space="preserve">iOS</w:t>
       </w:r>
@@ -1524,8 +1653,8 @@
       </w:r>
       <w:r>
         <w:rPr>
-          <w:b/>
-          <w:bCs/>
+          <w:bCs/>
+          <w:b/>
         </w:rPr>
         <w:t xml:space="preserve">Android</w:t>
       </w:r>
@@ -1548,8 +1677,8 @@
       </w:r>
       <w:r>
         <w:rPr>
-          <w:b/>
-          <w:bCs/>
+          <w:bCs/>
+          <w:b/>
         </w:rPr>
         <w:t xml:space="preserve">iOS</w:t>
       </w:r>
@@ -1564,8 +1693,8 @@
       </w:r>
       <w:r>
         <w:rPr>
-          <w:b/>
-          <w:bCs/>
+          <w:bCs/>
+          <w:b/>
         </w:rPr>
         <w:t xml:space="preserve">Android</w:t>
       </w:r>
@@ -1583,8 +1712,8 @@
         </w:pict>
       </w:r>
     </w:p>
-    <w:bookmarkEnd w:id="14"/>
-    <w:bookmarkStart w:id="20" w:name="your-choices"/>
+    <w:bookmarkEnd w:id="25"/>
+    <w:bookmarkStart w:id="31" w:name="your-choices"/>
     <w:p>
       <w:pPr>
         <w:pStyle w:val="Heading2"/>
@@ -1593,7 +1722,7 @@
         <w:t xml:space="preserve">6. Your Choices</w:t>
       </w:r>
     </w:p>
-    <w:bookmarkStart w:id="15" w:name="cookie-banner-and-preferences-center"/>
+    <w:bookmarkStart w:id="26" w:name="cookie-banner-and-preferences-center"/>
     <w:p>
       <w:pPr>
         <w:pStyle w:val="Heading3"/>
@@ -1614,10 +1743,24 @@
       </w:r>
       <w:r>
         <w:rPr>
-          <w:b/>
-          <w:bCs/>
-        </w:rPr>
-        <w:t xml:space="preserve">“Cookie Preferences”</w:t>
+          <w:bCs/>
+          <w:b/>
+        </w:rPr>
+        <w:t xml:space="preserve">“</w:t>
+      </w:r>
+      <w:r>
+        <w:rPr>
+          <w:bCs/>
+          <w:b/>
+        </w:rPr>
+        <w:t xml:space="preserve">Cookie Preferences</w:t>
+      </w:r>
+      <w:r>
+        <w:rPr>
+          <w:bCs/>
+          <w:b/>
+        </w:rPr>
+        <w:t xml:space="preserve">”</w:t>
       </w:r>
       <w:r>
         <w:t xml:space="preserve"> </w:t>
@@ -1626,8 +1769,8 @@
         <w:t xml:space="preserve">link is in the website footer. Update your choices any time.</w:t>
       </w:r>
     </w:p>
-    <w:bookmarkEnd w:id="15"/>
-    <w:bookmarkStart w:id="16" w:name="browser-controls"/>
+    <w:bookmarkEnd w:id="26"/>
+    <w:bookmarkStart w:id="27" w:name="browser-controls"/>
     <w:p>
       <w:pPr>
         <w:pStyle w:val="Heading3"/>
@@ -1648,8 +1791,8 @@
       </w:r>
       <w:r>
         <w:rPr>
-          <w:b/>
-          <w:bCs/>
+          <w:bCs/>
+          <w:b/>
         </w:rPr>
         <w:t xml:space="preserve">strictly necessary</w:t>
       </w:r>
@@ -1670,8 +1813,8 @@
       </w:r>
       <w:r>
         <w:rPr>
-          <w:b/>
-          <w:bCs/>
+          <w:bCs/>
+          <w:b/>
         </w:rPr>
         <w:t xml:space="preserve">Chrome</w:t>
       </w:r>
@@ -1689,8 +1832,8 @@
       </w:r>
       <w:r>
         <w:rPr>
-          <w:b/>
-          <w:bCs/>
+          <w:bCs/>
+          <w:b/>
         </w:rPr>
         <w:t xml:space="preserve">Safari</w:t>
       </w:r>
@@ -1708,8 +1851,8 @@
       </w:r>
       <w:r>
         <w:rPr>
-          <w:b/>
-          <w:bCs/>
+          <w:bCs/>
+          <w:b/>
         </w:rPr>
         <w:t xml:space="preserve">Firefox</w:t>
       </w:r>
@@ -1727,8 +1870,8 @@
       </w:r>
       <w:r>
         <w:rPr>
-          <w:b/>
-          <w:bCs/>
+          <w:bCs/>
+          <w:b/>
         </w:rPr>
         <w:t xml:space="preserve">Edge</w:t>
       </w:r>
@@ -1736,8 +1879,8 @@
         <w:t xml:space="preserve">: Settings → Cookies and site permissions.</w:t>
       </w:r>
     </w:p>
-    <w:bookmarkEnd w:id="16"/>
-    <w:bookmarkStart w:id="17" w:name="global-privacy-control-gpc"/>
+    <w:bookmarkEnd w:id="27"/>
+    <w:bookmarkStart w:id="28" w:name="global-privacy-control-gpc"/>
     <w:p>
       <w:pPr>
         <w:pStyle w:val="Heading3"/>
@@ -1758,8 +1901,8 @@
       </w:r>
       <w:r>
         <w:rPr>
-          <w:b/>
-          <w:bCs/>
+          <w:bCs/>
+          <w:b/>
         </w:rPr>
         <w:t xml:space="preserve">GPC</w:t>
       </w:r>
@@ -1774,10 +1917,80 @@
       </w:r>
       <w:r>
         <w:rPr>
-          <w:b/>
-          <w:bCs/>
-        </w:rPr>
-        <w:t xml:space="preserve">opt-out of “sale” and “sharing”</w:t>
+          <w:bCs/>
+          <w:b/>
+        </w:rPr>
+        <w:t xml:space="preserve">opt-out of</w:t>
+      </w:r>
+      <w:r>
+        <w:rPr>
+          <w:bCs/>
+          <w:b/>
+        </w:rPr>
+        <w:t xml:space="preserve"> </w:t>
+      </w:r>
+      <w:r>
+        <w:rPr>
+          <w:bCs/>
+          <w:b/>
+        </w:rPr>
+        <w:t xml:space="preserve">“</w:t>
+      </w:r>
+      <w:r>
+        <w:rPr>
+          <w:bCs/>
+          <w:b/>
+        </w:rPr>
+        <w:t xml:space="preserve">sale</w:t>
+      </w:r>
+      <w:r>
+        <w:rPr>
+          <w:bCs/>
+          <w:b/>
+        </w:rPr>
+        <w:t xml:space="preserve">”</w:t>
+      </w:r>
+      <w:r>
+        <w:rPr>
+          <w:bCs/>
+          <w:b/>
+        </w:rPr>
+        <w:t xml:space="preserve"> </w:t>
+      </w:r>
+      <w:r>
+        <w:rPr>
+          <w:bCs/>
+          <w:b/>
+        </w:rPr>
+        <w:t xml:space="preserve">and</w:t>
+      </w:r>
+      <w:r>
+        <w:rPr>
+          <w:bCs/>
+          <w:b/>
+        </w:rPr>
+        <w:t xml:space="preserve"> </w:t>
+      </w:r>
+      <w:r>
+        <w:rPr>
+          <w:bCs/>
+          <w:b/>
+        </w:rPr>
+        <w:t xml:space="preserve">“</w:t>
+      </w:r>
+      <w:r>
+        <w:rPr>
+          <w:bCs/>
+          <w:b/>
+        </w:rPr>
+        <w:t xml:space="preserve">sharing</w:t>
+      </w:r>
+      <w:r>
+        <w:rPr>
+          <w:bCs/>
+          <w:b/>
+        </w:rPr>
+        <w:t xml:space="preserve">”</w:t>
       </w:r>
       <w:r>
         <w:t xml:space="preserve"> </w:t>
@@ -1786,8 +1999,8 @@
         <w:t xml:space="preserve">under CCPA/CPRA. When GPC is detected, we do not place advertising or cross-context behavioral advertising cookies.</w:t>
       </w:r>
     </w:p>
-    <w:bookmarkEnd w:id="17"/>
-    <w:bookmarkStart w:id="18" w:name="do-not-track-dnt"/>
+    <w:bookmarkEnd w:id="28"/>
+    <w:bookmarkStart w:id="29" w:name="do-not-track-dnt"/>
     <w:p>
       <w:pPr>
         <w:pStyle w:val="Heading3"/>
@@ -1808,8 +2021,8 @@
       </w:r>
       <w:r>
         <w:rPr>
-          <w:b/>
-          <w:bCs/>
+          <w:bCs/>
+          <w:b/>
         </w:rPr>
         <w:t xml:space="preserve">do not currently respond to DNT signals</w:t>
       </w:r>
@@ -1821,8 +2034,8 @@
       </w:r>
       <w:r>
         <w:rPr>
-          <w:b/>
-          <w:bCs/>
+          <w:bCs/>
+          <w:b/>
         </w:rPr>
         <w:t xml:space="preserve">GPC</w:t>
       </w:r>
@@ -1834,8 +2047,8 @@
       </w:r>
       <w:r>
         <w:rPr>
-          <w:b/>
-          <w:bCs/>
+          <w:bCs/>
+          <w:b/>
         </w:rPr>
         <w:t xml:space="preserve">California Online Privacy Protection Act (CalOPPA), Cal. Bus. &amp; Prof. Code § 22575</w:t>
       </w:r>
@@ -1843,8 +2056,8 @@
         <w:t xml:space="preserve">.</w:t>
       </w:r>
     </w:p>
-    <w:bookmarkEnd w:id="18"/>
-    <w:bookmarkStart w:id="19" w:name="mobile-device-settings"/>
+    <w:bookmarkEnd w:id="29"/>
+    <w:bookmarkStart w:id="30" w:name="mobile-device-settings"/>
     <w:p>
       <w:pPr>
         <w:pStyle w:val="Heading3"/>
@@ -1868,9 +2081,9 @@
         </w:pict>
       </w:r>
     </w:p>
-    <w:bookmarkEnd w:id="19"/>
-    <w:bookmarkEnd w:id="20"/>
-    <w:bookmarkStart w:id="21" w:name="withdrawing-consent"/>
+    <w:bookmarkEnd w:id="30"/>
+    <w:bookmarkEnd w:id="31"/>
+    <w:bookmarkStart w:id="32" w:name="withdrawing-consent"/>
     <w:p>
       <w:pPr>
         <w:pStyle w:val="Heading2"/>
@@ -1897,10 +2110,24 @@
       </w:r>
       <w:r>
         <w:rPr>
-          <w:b/>
-          <w:bCs/>
-        </w:rPr>
-        <w:t xml:space="preserve">“Cookie Preferences”</w:t>
+          <w:bCs/>
+          <w:b/>
+        </w:rPr>
+        <w:t xml:space="preserve">“</w:t>
+      </w:r>
+      <w:r>
+        <w:rPr>
+          <w:bCs/>
+          <w:b/>
+        </w:rPr>
+        <w:t xml:space="preserve">Cookie Preferences</w:t>
+      </w:r>
+      <w:r>
+        <w:rPr>
+          <w:bCs/>
+          <w:b/>
+        </w:rPr>
+        <w:t xml:space="preserve">”</w:t>
       </w:r>
       <w:r>
         <w:t xml:space="preserve"> </w:t>
@@ -1925,8 +2152,8 @@
       </w:r>
       <w:r>
         <w:rPr>
-          <w:b/>
-          <w:bCs/>
+          <w:bCs/>
+          <w:b/>
         </w:rPr>
         <w:t xml:space="preserve">GPC</w:t>
       </w:r>
@@ -1952,8 +2179,8 @@
         </w:pict>
       </w:r>
     </w:p>
-    <w:bookmarkEnd w:id="21"/>
-    <w:bookmarkStart w:id="22" w:name="changes"/>
+    <w:bookmarkEnd w:id="32"/>
+    <w:bookmarkStart w:id="33" w:name="changes"/>
     <w:p>
       <w:pPr>
         <w:pStyle w:val="Heading2"/>
@@ -1977,8 +2204,8 @@
         </w:pict>
       </w:r>
     </w:p>
-    <w:bookmarkEnd w:id="22"/>
-    <w:bookmarkStart w:id="23" w:name="contact"/>
+    <w:bookmarkEnd w:id="33"/>
+    <w:bookmarkStart w:id="34" w:name="contact"/>
     <w:p>
       <w:pPr>
         <w:pStyle w:val="Heading2"/>
@@ -1999,8 +2226,8 @@
       </w:r>
       <w:r>
         <w:rPr>
-          <w:b/>
-          <w:bCs/>
+          <w:bCs/>
+          <w:b/>
         </w:rPr>
         <w:t xml:space="preserve">otherpuretask@gmail.com</w:t>
       </w:r>
@@ -2018,19 +2245,15 @@
       </w:pPr>
       <w:r>
         <w:rPr>
+          <w:iCs/>
           <w:i/>
-          <w:iCs/>
         </w:rPr>
         <w:t xml:space="preserve">This document is a general template. It is not legal advice.</w:t>
       </w:r>
     </w:p>
-    <w:bookmarkEnd w:id="23"/>
-    <w:bookmarkEnd w:id="24"/>
-    <w:sectPr>
-      <w:footnotePr>
-        <w:numRestart w:val="eachSect"/>
-      </w:footnotePr>
-    </w:sectPr>
+    <w:bookmarkEnd w:id="34"/>
+    <w:bookmarkEnd w:id="35"/>
+    <w:sectPr/>
   </w:body>
 </w:document>
 </file>
@@ -2061,14 +2284,14 @@
 <file path=word/numbering.xml><?xml version="1.0" encoding="utf-8"?>
 <w:numbering xmlns:w="http://schemas.openxmlformats.org/wordprocessingml/2006/main">
   <w:abstractNum w:abstractNumId="990">
-    <w:nsid w:val="0000A990"/>
+    <w:nsid w:val="A990"/>
     <w:multiLevelType w:val="multilevel"/>
     <w:lvl w:ilvl="0">
       <w:numFmt w:val="bullet"/>
       <w:lvlText w:val=" "/>
       <w:lvlJc w:val="left"/>
       <w:pPr>
-        <w:ind w:left="720" w:hanging="360"/>
+        <w:ind w:left="720" w:hanging="480"/>
       </w:pPr>
     </w:lvl>
     <w:lvl w:ilvl="1">
@@ -2076,7 +2299,7 @@
       <w:lvlText w:val=" "/>
       <w:lvlJc w:val="left"/>
       <w:pPr>
-        <w:ind w:left="1440" w:hanging="360"/>
+        <w:ind w:left="1440" w:hanging="480"/>
       </w:pPr>
     </w:lvl>
     <w:lvl w:ilvl="2">
@@ -2084,7 +2307,7 @@
       <w:lvlText w:val=" "/>
       <w:lvlJc w:val="left"/>
       <w:pPr>
-        <w:ind w:left="2160" w:hanging="360"/>
+        <w:ind w:left="2160" w:hanging="480"/>
       </w:pPr>
     </w:lvl>
     <w:lvl w:ilvl="3">
@@ -2092,7 +2315,7 @@
       <w:lvlText w:val=" "/>
       <w:lvlJc w:val="left"/>
       <w:pPr>
-        <w:ind w:left="2880" w:hanging="360"/>
+        <w:ind w:left="2880" w:hanging="480"/>
       </w:pPr>
     </w:lvl>
     <w:lvl w:ilvl="4">
@@ -2100,7 +2323,7 @@
       <w:lvlText w:val=" "/>
       <w:lvlJc w:val="left"/>
       <w:pPr>
-        <w:ind w:left="3600" w:hanging="360"/>
+        <w:ind w:left="3600" w:hanging="480"/>
       </w:pPr>
     </w:lvl>
     <w:lvl w:ilvl="5">
@@ -2108,7 +2331,7 @@
       <w:lvlText w:val=" "/>
       <w:lvlJc w:val="left"/>
       <w:pPr>
-        <w:ind w:left="4320" w:hanging="360"/>
+        <w:ind w:left="4320" w:hanging="480"/>
       </w:pPr>
     </w:lvl>
     <w:lvl w:ilvl="6">
@@ -2116,7 +2339,7 @@
       <w:lvlText w:val=" "/>
       <w:lvlJc w:val="left"/>
       <w:pPr>
-        <w:ind w:left="5040" w:hanging="360"/>
+        <w:ind w:left="5040" w:hanging="480"/>
       </w:pPr>
     </w:lvl>
     <w:lvl w:ilvl="7">
@@ -2124,7 +2347,7 @@
       <w:lvlText w:val=" "/>
       <w:lvlJc w:val="left"/>
       <w:pPr>
-        <w:ind w:left="5760" w:hanging="360"/>
+        <w:ind w:left="5760" w:hanging="480"/>
       </w:pPr>
     </w:lvl>
     <w:lvl w:ilvl="8">
@@ -2132,111 +2355,84 @@
       <w:lvlText w:val=" "/>
       <w:lvlJc w:val="left"/>
       <w:pPr>
-        <w:ind w:left="6480" w:hanging="360"/>
+        <w:ind w:left="6480" w:hanging="480"/>
       </w:pPr>
     </w:lvl>
   </w:abstractNum>
   <w:abstractNum w:abstractNumId="991">
-    <w:nsid w:val="0000A991"/>
+    <w:nsid w:val="A991"/>
     <w:multiLevelType w:val="multilevel"/>
     <w:lvl w:ilvl="0">
       <w:numFmt w:val="bullet"/>
-      <w:lvlText w:val=""/>
+      <w:lvlText w:val="•"/>
       <w:lvlJc w:val="left"/>
       <w:pPr>
-        <w:ind w:left="720" w:hanging="360"/>
-      </w:pPr>
-      <w:rPr>
-        <w:rFonts w:ascii="Symbol" w:hAnsi="Symbol" w:cs="Symbol" w:hint="default"/>
-      </w:rPr>
+        <w:ind w:left="720" w:hanging="480"/>
+      </w:pPr>
     </w:lvl>
     <w:lvl w:ilvl="1">
       <w:numFmt w:val="bullet"/>
-      <w:lvlText w:val="o"/>
+      <w:lvlText w:val="–"/>
       <w:lvlJc w:val="left"/>
       <w:pPr>
-        <w:ind w:left="1440" w:hanging="360"/>
-      </w:pPr>
-      <w:rPr>
-        <w:rFonts w:ascii="Courier New" w:hAnsi="Courier New" w:cs="Courier New" w:hint="default"/>
-      </w:rPr>
+        <w:ind w:left="1440" w:hanging="480"/>
+      </w:pPr>
     </w:lvl>
     <w:lvl w:ilvl="2">
       <w:numFmt w:val="bullet"/>
-      <w:lvlText w:val=""/>
+      <w:lvlText w:val="•"/>
       <w:lvlJc w:val="left"/>
       <w:pPr>
-        <w:ind w:left="2160" w:hanging="360"/>
-      </w:pPr>
-      <w:rPr>
-        <w:rFonts w:ascii="Wingdings" w:hAnsi="Wingdings" w:cs="Wingdings" w:hint="default"/>
-      </w:rPr>
+        <w:ind w:left="2160" w:hanging="480"/>
+      </w:pPr>
     </w:lvl>
     <w:lvl w:ilvl="3">
       <w:numFmt w:val="bullet"/>
-      <w:lvlText w:val=""/>
+      <w:lvlText w:val="–"/>
       <w:lvlJc w:val="left"/>
       <w:pPr>
-        <w:ind w:left="2880" w:hanging="360"/>
-      </w:pPr>
-      <w:rPr>
-        <w:rFonts w:ascii="Symbol" w:hAnsi="Symbol" w:cs="Symbol" w:hint="default"/>
-      </w:rPr>
+        <w:ind w:left="2880" w:hanging="480"/>
+      </w:pPr>
     </w:lvl>
     <w:lvl w:ilvl="4">
       <w:numFmt w:val="bullet"/>
-      <w:lvlText w:val="o"/>
+      <w:lvlText w:val="•"/>
       <w:lvlJc w:val="left"/>
       <w:pPr>
-        <w:ind w:left="3600" w:hanging="360"/>
-      </w:pPr>
-      <w:rPr>
-        <w:rFonts w:ascii="Courier New" w:hAnsi="Courier New" w:cs="Courier New" w:hint="default"/>
-      </w:rPr>
+        <w:ind w:left="3600" w:hanging="480"/>
+      </w:pPr>
     </w:lvl>
     <w:lvl w:ilvl="5">
       <w:numFmt w:val="bullet"/>
-      <w:lvlText w:val=""/>
+      <w:lvlText w:val="–"/>
       <w:lvlJc w:val="left"/>
       <w:pPr>
-        <w:ind w:left="4320" w:hanging="360"/>
-      </w:pPr>
-      <w:rPr>
-        <w:rFonts w:ascii="Wingdings" w:hAnsi="Wingdings" w:cs="Wingdings" w:hint="default"/>
-      </w:rPr>
+        <w:ind w:left="4320" w:hanging="480"/>
+      </w:pPr>
     </w:lvl>
     <w:lvl w:ilvl="6">
       <w:numFmt w:val="bullet"/>
-      <w:lvlText w:val=""/>
+      <w:lvlText w:val="•"/>
       <w:lvlJc w:val="left"/>
       <w:pPr>
-        <w:ind w:left="5040" w:hanging="360"/>
-      </w:pPr>
-      <w:rPr>
-        <w:rFonts w:ascii="Symbol" w:hAnsi="Symbol" w:cs="Symbol" w:hint="default"/>
-      </w:rPr>
+        <w:ind w:left="5040" w:hanging="480"/>
+      </w:pPr>
     </w:lvl>
     <w:lvl w:ilvl="7">
       <w:numFmt w:val="bullet"/>
-      <w:lvlText w:val="o"/>
+      <w:lvlText w:val="–"/>
       <w:lvlJc w:val="left"/>
       <w:pPr>
-        <w:ind w:left="5760" w:hanging="360"/>
-      </w:pPr>
-      <w:rPr>
-        <w:rFonts w:ascii="Courier New" w:hAnsi="Courier New" w:cs="Courier New" w:hint="default"/>
-      </w:rPr>
+        <w:ind w:left="5760" w:hanging="480"/>
+      </w:pPr>
     </w:lvl>
     <w:lvl w:ilvl="8">
       <w:numFmt w:val="bullet"/>
-      <w:lvlText w:val=""/>
+      <w:lvlText w:val="•"/>
       <w:lvlJc w:val="left"/>
       <w:pPr>
-        <w:ind w:left="6480" w:hanging="360"/>
-      </w:pPr>
-      <w:rPr>
-        <w:rFonts w:ascii="Wingdings" w:hAnsi="Wingdings" w:cs="Wingdings" w:hint="default"/>
-      </w:rPr>
+        <w:ind w:left="6480" w:hanging="480"/>
+      </w:pPr>
     </w:lvl>
   </w:abstractNum>
   <w:num w:numId="1000">
@@ -2277,10 +2473,10 @@
     <w:name w:val="Body Text"/>
     <w:basedOn w:val="Normal"/>
     <w:link w:val="BodyTextChar"/>
-    <w:qFormat/>
     <w:pPr>
       <w:spacing w:after="180" w:before="180"/>
     </w:pPr>
+    <w:qFormat/>
   </w:style>
   <w:style w:customStyle="1" w:styleId="FirstParagraph" w:type="paragraph">
     <w:name w:val="First Paragraph"/>
@@ -2300,94 +2496,57 @@
     <w:name w:val="Title"/>
     <w:basedOn w:val="Normal"/>
     <w:next w:val="BodyText"/>
-    <w:link w:val="TitleChar"/>
-    <w:uiPriority w:val="10"/>
     <w:qFormat/>
-    <w:rsid w:val="00A10FD9"/>
     <w:pPr>
-      <w:spacing w:after="80" w:line="240" w:lineRule="auto"/>
-      <w:contextualSpacing/>
+      <w:keepNext/>
+      <w:keepLines/>
+      <w:spacing w:after="240" w:before="480"/>
       <w:jc w:val="center"/>
     </w:pPr>
     <w:rPr>
       <w:rFonts w:asciiTheme="majorHAnsi" w:cstheme="majorBidi" w:eastAsiaTheme="majorEastAsia" w:hAnsiTheme="majorHAnsi"/>
-      <w:sz w:val="56"/>
-      <w:szCs w:val="56"/>
-    </w:rPr>
-  </w:style>
-  <w:style w:customStyle="1" w:styleId="TitleChar" w:type="character">
-    <w:name w:val="Title Char"/>
-    <w:basedOn w:val="DefaultParagraphFont"/>
-    <w:link w:val="Title"/>
-    <w:uiPriority w:val="10"/>
-    <w:rsid w:val="00A10FD9"/>
-    <w:rPr>
-      <w:rFonts w:asciiTheme="majorHAnsi" w:cstheme="majorBidi" w:eastAsiaTheme="majorEastAsia" w:hAnsiTheme="majorHAnsi"/>
-      <w:sz w:val="56"/>
-      <w:szCs w:val="56"/>
+      <w:b/>
+      <w:bCs/>
+      <w:color w:themeColor="accent1" w:themeShade="B5" w:val="345A8A"/>
+      <w:sz w:val="36"/>
+      <w:szCs w:val="36"/>
     </w:rPr>
   </w:style>
   <w:style w:styleId="Subtitle" w:type="paragraph">
     <w:name w:val="Subtitle"/>
-    <w:basedOn w:val="Title"/>
-    <w:next w:val="BodyText"/>
-    <w:link w:val="SubtitleChar"/>
-    <w:uiPriority w:val="11"/>
-    <w:qFormat/>
-    <w:rsid w:val="00A10FD9"/>
-    <w:pPr>
-      <w:numPr>
-        <w:ilvl w:val="1"/>
-      </w:numPr>
-    </w:pPr>
-    <w:rPr>
-      <w:rFonts w:cstheme="majorBidi" w:eastAsiaTheme="majorEastAsia"/>
-      <w:spacing w:val="15"/>
-      <w:sz w:val="28"/>
-      <w:szCs w:val="28"/>
-    </w:rPr>
-  </w:style>
-  <w:style w:customStyle="1" w:styleId="SubtitleChar" w:type="character">
-    <w:name w:val="Subtitle Char"/>
-    <w:basedOn w:val="DefaultParagraphFont"/>
-    <w:link w:val="Subtitle"/>
-    <w:uiPriority w:val="11"/>
-    <w:rsid w:val="00A10FD9"/>
-    <w:rPr>
-      <w:rFonts w:cstheme="majorBidi" w:eastAsiaTheme="majorEastAsia"/>
-      <w:color w:themeColor="text1" w:themeTint="A6" w:val="595959"/>
-      <w:spacing w:val="15"/>
-      <w:sz w:val="28"/>
-      <w:szCs w:val="28"/>
-    </w:rPr>
-  </w:style>
-  <w:style w:customStyle="1" w:styleId="Author" w:type="paragraph">
-    <w:name w:val="Author"/>
     <w:basedOn w:val="Title"/>
     <w:next w:val="BodyText"/>
     <w:qFormat/>
     <w:pPr>
       <w:keepNext/>
       <w:keepLines/>
+      <w:spacing w:after="240" w:before="240"/>
+      <w:jc w:val="center"/>
     </w:pPr>
     <w:rPr>
-      <w:sz w:val="24"/>
-      <w:szCs w:val="24"/>
-    </w:rPr>
-  </w:style>
-  <w:style w:styleId="Date" w:type="paragraph">
-    <w:name w:val="Date"/>
-    <w:basedOn w:val="Title"/>
+      <w:sz w:val="30"/>
+      <w:szCs w:val="30"/>
+    </w:rPr>
+  </w:style>
+  <w:style w:customStyle="1" w:styleId="Author" w:type="paragraph">
+    <w:name w:val="Author"/>
     <w:next w:val="BodyText"/>
     <w:qFormat/>
     <w:pPr>
       <w:keepNext/>
       <w:keepLines/>
+      <w:jc w:val="center"/>
     </w:pPr>
-    <w:rPr>
-      <w:sz w:val="24"/>
-      <w:szCs w:val="24"/>
-    </w:rPr>
+  </w:style>
+  <w:style w:styleId="Date" w:type="paragraph">
+    <w:name w:val="Date"/>
+    <w:next w:val="BodyText"/>
+    <w:qFormat/>
+    <w:pPr>
+      <w:keepNext/>
+      <w:keepLines/>
+      <w:jc w:val="center"/>
+    </w:pPr>
   </w:style>
   <w:style w:customStyle="1" w:styleId="AbstractTitle" w:type="paragraph">
     <w:name w:val="Abstract Title"/>
@@ -2397,13 +2556,15 @@
     <w:pPr>
       <w:keepNext/>
       <w:keepLines/>
+      <w:jc w:val="center"/>
       <w:spacing w:after="0" w:before="300"/>
-      <w:jc w:val="center"/>
     </w:pPr>
     <w:rPr>
-      <w:b/>
       <w:sz w:val="20"/>
       <w:szCs w:val="20"/>
+      <w:b/>
+      <w:color w:val="345A8A"/>
+      &gt;
     </w:rPr>
   </w:style>
   <w:style w:customStyle="1" w:styleId="Abstract" w:type="paragraph">
@@ -2430,321 +2591,191 @@
     <w:rPr/>
   </w:style>
   <w:style w:styleId="Heading1" w:type="paragraph">
-    <w:name w:val="heading 1"/>
+    <w:name w:val="Heading 1"/>
     <w:basedOn w:val="Normal"/>
     <w:next w:val="BodyText"/>
-    <w:link w:val="Heading1Char"/>
     <w:uiPriority w:val="9"/>
     <w:qFormat/>
-    <w:rsid w:val="00A10FD9"/>
     <w:pPr>
       <w:keepNext/>
       <w:keepLines/>
-      <w:spacing w:after="80" w:before="360"/>
+      <w:spacing w:after="0" w:before="480"/>
       <w:outlineLvl w:val="0"/>
     </w:pPr>
     <w:rPr>
       <w:rFonts w:asciiTheme="majorHAnsi" w:cstheme="majorBidi" w:eastAsiaTheme="majorEastAsia" w:hAnsiTheme="majorHAnsi"/>
-      <w:color w:themeColor="accent1" w:themeShade="BF" w:val="0F4761"/>
-      <w:sz w:val="40"/>
-      <w:szCs w:val="40"/>
+      <w:b/>
+      <w:bCs/>
+      <w:color w:themeColor="accent1" w:val="4F81BD"/>
+      <w:sz w:val="32"/>
+      <w:szCs w:val="32"/>
     </w:rPr>
   </w:style>
   <w:style w:styleId="Heading2" w:type="paragraph">
-    <w:name w:val="heading 2"/>
+    <w:name w:val="Heading 2"/>
     <w:basedOn w:val="Normal"/>
     <w:next w:val="BodyText"/>
-    <w:link w:val="Heading2Char"/>
     <w:uiPriority w:val="9"/>
-    <w:semiHidden/>
     <w:unhideWhenUsed/>
     <w:qFormat/>
-    <w:rsid w:val="00A10FD9"/>
     <w:pPr>
       <w:keepNext/>
       <w:keepLines/>
-      <w:spacing w:after="80" w:before="160"/>
+      <w:spacing w:after="0" w:before="200"/>
       <w:outlineLvl w:val="1"/>
     </w:pPr>
     <w:rPr>
       <w:rFonts w:asciiTheme="majorHAnsi" w:cstheme="majorBidi" w:eastAsiaTheme="majorEastAsia" w:hAnsiTheme="majorHAnsi"/>
-      <w:color w:themeColor="accent1" w:themeShade="BF" w:val="0F4761"/>
-      <w:sz w:val="32"/>
-      <w:szCs w:val="32"/>
+      <w:b/>
+      <w:bCs/>
+      <w:color w:themeColor="accent1" w:val="4F81BD"/>
+      <w:sz w:val="28"/>
+      <w:szCs w:val="28"/>
     </w:rPr>
   </w:style>
   <w:style w:styleId="Heading3" w:type="paragraph">
-    <w:name w:val="heading 3"/>
+    <w:name w:val="Heading 3"/>
     <w:basedOn w:val="Normal"/>
     <w:next w:val="BodyText"/>
-    <w:link w:val="Heading3Char"/>
     <w:uiPriority w:val="9"/>
-    <w:semiHidden/>
     <w:unhideWhenUsed/>
     <w:qFormat/>
-    <w:rsid w:val="00A10FD9"/>
     <w:pPr>
       <w:keepNext/>
       <w:keepLines/>
-      <w:spacing w:after="80" w:before="160"/>
+      <w:spacing w:after="0" w:before="200"/>
       <w:outlineLvl w:val="2"/>
     </w:pPr>
     <w:rPr>
-      <w:rFonts w:cstheme="majorBidi" w:eastAsiaTheme="majorEastAsia"/>
-      <w:color w:themeColor="accent1" w:themeShade="BF" w:val="0F4761"/>
-      <w:sz w:val="28"/>
-      <w:szCs w:val="28"/>
+      <w:rFonts w:asciiTheme="majorHAnsi" w:cstheme="majorBidi" w:eastAsiaTheme="majorEastAsia" w:hAnsiTheme="majorHAnsi"/>
+      <w:b/>
+      <w:bCs/>
+      <w:color w:themeColor="accent1" w:val="4F81BD"/>
+      <w:sz w:val="24"/>
+      <w:szCs w:val="24"/>
     </w:rPr>
   </w:style>
   <w:style w:styleId="Heading4" w:type="paragraph">
-    <w:name w:val="heading 4"/>
+    <w:name w:val="Heading 4"/>
     <w:basedOn w:val="Normal"/>
     <w:next w:val="BodyText"/>
-    <w:link w:val="Heading4Char"/>
     <w:uiPriority w:val="9"/>
-    <w:semiHidden/>
     <w:unhideWhenUsed/>
     <w:qFormat/>
-    <w:rsid w:val="00A10FD9"/>
     <w:pPr>
       <w:keepNext/>
       <w:keepLines/>
-      <w:spacing w:after="40" w:before="80"/>
+      <w:spacing w:after="0" w:before="200"/>
       <w:outlineLvl w:val="3"/>
     </w:pPr>
     <w:rPr>
-      <w:rFonts w:cstheme="majorBidi" w:eastAsiaTheme="majorEastAsia"/>
+      <w:rFonts w:asciiTheme="majorHAnsi" w:cstheme="majorBidi" w:eastAsiaTheme="majorEastAsia" w:hAnsiTheme="majorHAnsi"/>
       <w:i/>
-      <w:iCs/>
-      <w:color w:themeColor="accent1" w:themeShade="BF" w:val="0F4761"/>
+      <w:bCs/>
+      <w:color w:themeColor="accent1" w:val="4F81BD"/>
+      <w:sz w:val="24"/>
+      <w:szCs w:val="24"/>
     </w:rPr>
   </w:style>
   <w:style w:styleId="Heading5" w:type="paragraph">
-    <w:name w:val="heading 5"/>
+    <w:name w:val="Heading 5"/>
     <w:basedOn w:val="Normal"/>
     <w:next w:val="BodyText"/>
-    <w:link w:val="Heading5Char"/>
     <w:uiPriority w:val="9"/>
-    <w:semiHidden/>
     <w:unhideWhenUsed/>
     <w:qFormat/>
-    <w:rsid w:val="00A10FD9"/>
     <w:pPr>
       <w:keepNext/>
       <w:keepLines/>
-      <w:spacing w:after="40" w:before="80"/>
+      <w:spacing w:after="0" w:before="200"/>
       <w:outlineLvl w:val="4"/>
     </w:pPr>
     <w:rPr>
-      <w:rFonts w:cstheme="majorBidi" w:eastAsiaTheme="majorEastAsia"/>
-      <w:color w:themeColor="accent1" w:themeShade="BF" w:val="0F4761"/>
+      <w:rFonts w:asciiTheme="majorHAnsi" w:cstheme="majorBidi" w:eastAsiaTheme="majorEastAsia" w:hAnsiTheme="majorHAnsi"/>
+      <w:iCs/>
+      <w:color w:themeColor="accent1" w:val="4F81BD"/>
+      <w:sz w:val="24"/>
+      <w:szCs w:val="24"/>
     </w:rPr>
   </w:style>
   <w:style w:styleId="Heading6" w:type="paragraph">
-    <w:name w:val="heading 6"/>
+    <w:name w:val="Heading 6"/>
     <w:basedOn w:val="Normal"/>
     <w:next w:val="BodyText"/>
-    <w:link w:val="Heading6Char"/>
     <w:uiPriority w:val="9"/>
-    <w:semiHidden/>
     <w:unhideWhenUsed/>
     <w:qFormat/>
-    <w:rsid w:val="00A10FD9"/>
     <w:pPr>
       <w:keepNext/>
       <w:keepLines/>
-      <w:spacing w:after="0" w:before="40"/>
+      <w:spacing w:after="0" w:before="200"/>
       <w:outlineLvl w:val="5"/>
     </w:pPr>
     <w:rPr>
-      <w:rFonts w:cstheme="majorBidi" w:eastAsiaTheme="majorEastAsia"/>
-      <w:i/>
-      <w:iCs/>
-      <w:color w:themeColor="text1" w:themeTint="A6" w:val="595959"/>
+      <w:rFonts w:asciiTheme="majorHAnsi" w:cstheme="majorBidi" w:eastAsiaTheme="majorEastAsia" w:hAnsiTheme="majorHAnsi"/>
+      <w:color w:themeColor="accent1" w:val="4F81BD"/>
+      <w:sz w:val="24"/>
+      <w:szCs w:val="24"/>
     </w:rPr>
   </w:style>
   <w:style w:styleId="Heading7" w:type="paragraph">
-    <w:name w:val="heading 7"/>
+    <w:name w:val="Heading 7"/>
     <w:basedOn w:val="Normal"/>
     <w:next w:val="BodyText"/>
-    <w:link w:val="Heading7Char"/>
     <w:uiPriority w:val="9"/>
-    <w:semiHidden/>
     <w:unhideWhenUsed/>
     <w:qFormat/>
-    <w:rsid w:val="00A10FD9"/>
     <w:pPr>
       <w:keepNext/>
       <w:keepLines/>
-      <w:spacing w:after="0" w:before="40"/>
+      <w:spacing w:after="0" w:before="200"/>
       <w:outlineLvl w:val="6"/>
     </w:pPr>
     <w:rPr>
-      <w:rFonts w:cstheme="majorBidi" w:eastAsiaTheme="majorEastAsia"/>
-      <w:color w:themeColor="text1" w:themeTint="A6" w:val="595959"/>
+      <w:rFonts w:asciiTheme="majorHAnsi" w:cstheme="majorBidi" w:eastAsiaTheme="majorEastAsia" w:hAnsiTheme="majorHAnsi"/>
+      <w:color w:themeColor="accent1" w:val="4F81BD"/>
+      <w:sz w:val="24"/>
+      <w:szCs w:val="24"/>
     </w:rPr>
   </w:style>
   <w:style w:styleId="Heading8" w:type="paragraph">
-    <w:name w:val="heading 8"/>
+    <w:name w:val="Heading 8"/>
     <w:basedOn w:val="Normal"/>
     <w:next w:val="BodyText"/>
-    <w:link w:val="Heading8Char"/>
     <w:uiPriority w:val="9"/>
-    <w:semiHidden/>
     <w:unhideWhenUsed/>
     <w:qFormat/>
-    <w:rsid w:val="00A10FD9"/>
     <w:pPr>
       <w:keepNext/>
       <w:keepLines/>
-      <w:spacing w:after="0"/>
+      <w:spacing w:after="0" w:before="200"/>
       <w:outlineLvl w:val="7"/>
     </w:pPr>
     <w:rPr>
-      <w:rFonts w:cstheme="majorBidi" w:eastAsiaTheme="majorEastAsia"/>
-      <w:i/>
-      <w:iCs/>
-      <w:color w:themeColor="text1" w:themeTint="D8" w:val="272727"/>
+      <w:rFonts w:asciiTheme="majorHAnsi" w:cstheme="majorBidi" w:eastAsiaTheme="majorEastAsia" w:hAnsiTheme="majorHAnsi"/>
+      <w:color w:themeColor="accent1" w:val="4F81BD"/>
+      <w:sz w:val="24"/>
+      <w:szCs w:val="24"/>
     </w:rPr>
   </w:style>
   <w:style w:styleId="Heading9" w:type="paragraph">
-    <w:name w:val="heading 9"/>
+    <w:name w:val="Heading 9"/>
     <w:basedOn w:val="Normal"/>
     <w:next w:val="BodyText"/>
-    <w:link w:val="Heading9Char"/>
     <w:uiPriority w:val="9"/>
-    <w:semiHidden/>
     <w:unhideWhenUsed/>
     <w:qFormat/>
-    <w:rsid w:val="00A10FD9"/>
     <w:pPr>
       <w:keepNext/>
       <w:keepLines/>
-      <w:spacing w:after="0"/>
+      <w:spacing w:after="0" w:before="200"/>
       <w:outlineLvl w:val="8"/>
     </w:pPr>
     <w:rPr>
-      <w:rFonts w:cstheme="majorBidi" w:eastAsiaTheme="majorEastAsia"/>
-      <w:color w:themeColor="text1" w:themeTint="D8" w:val="272727"/>
-    </w:rPr>
-  </w:style>
-  <w:style w:customStyle="1" w:styleId="Heading1Char" w:type="character">
-    <w:name w:val="Heading 1 Char"/>
-    <w:basedOn w:val="DefaultParagraphFont"/>
-    <w:link w:val="Heading1"/>
-    <w:uiPriority w:val="9"/>
-    <w:rsid w:val="00A10FD9"/>
-    <w:rPr>
       <w:rFonts w:asciiTheme="majorHAnsi" w:cstheme="majorBidi" w:eastAsiaTheme="majorEastAsia" w:hAnsiTheme="majorHAnsi"/>
-      <w:color w:themeColor="accent1" w:themeShade="BF" w:val="0F4761"/>
-      <w:sz w:val="40"/>
-      <w:szCs w:val="40"/>
-    </w:rPr>
-  </w:style>
-  <w:style w:customStyle="1" w:styleId="Heading2Char" w:type="character">
-    <w:name w:val="Heading 2 Char"/>
-    <w:basedOn w:val="DefaultParagraphFont"/>
-    <w:link w:val="Heading2"/>
-    <w:uiPriority w:val="9"/>
-    <w:semiHidden/>
-    <w:rsid w:val="00A10FD9"/>
-    <w:rPr>
-      <w:rFonts w:asciiTheme="majorHAnsi" w:cstheme="majorBidi" w:eastAsiaTheme="majorEastAsia" w:hAnsiTheme="majorHAnsi"/>
-      <w:color w:themeColor="accent1" w:themeShade="BF" w:val="0F4761"/>
-      <w:sz w:val="32"/>
-      <w:szCs w:val="32"/>
-    </w:rPr>
-  </w:style>
-  <w:style w:customStyle="1" w:styleId="Heading3Char" w:type="character">
-    <w:name w:val="Heading 3 Char"/>
-    <w:basedOn w:val="DefaultParagraphFont"/>
-    <w:link w:val="Heading3"/>
-    <w:uiPriority w:val="9"/>
-    <w:semiHidden/>
-    <w:rsid w:val="00A10FD9"/>
-    <w:rPr>
-      <w:rFonts w:cstheme="majorBidi" w:eastAsiaTheme="majorEastAsia"/>
-      <w:color w:themeColor="accent1" w:themeShade="BF" w:val="0F4761"/>
-      <w:sz w:val="28"/>
-      <w:szCs w:val="28"/>
-    </w:rPr>
-  </w:style>
-  <w:style w:customStyle="1" w:styleId="Heading4Char" w:type="character">
-    <w:name w:val="Heading 4 Char"/>
-    <w:basedOn w:val="DefaultParagraphFont"/>
-    <w:link w:val="Heading4"/>
-    <w:uiPriority w:val="9"/>
-    <w:semiHidden/>
-    <w:rsid w:val="00A10FD9"/>
-    <w:rPr>
-      <w:rFonts w:cstheme="majorBidi" w:eastAsiaTheme="majorEastAsia"/>
-      <w:i/>
-      <w:iCs/>
-      <w:color w:themeColor="accent1" w:themeShade="BF" w:val="0F4761"/>
-    </w:rPr>
-  </w:style>
-  <w:style w:customStyle="1" w:styleId="Heading5Char" w:type="character">
-    <w:name w:val="Heading 5 Char"/>
-    <w:basedOn w:val="DefaultParagraphFont"/>
-    <w:link w:val="Heading5"/>
-    <w:uiPriority w:val="9"/>
-    <w:semiHidden/>
-    <w:rsid w:val="00A10FD9"/>
-    <w:rPr>
-      <w:rFonts w:cstheme="majorBidi" w:eastAsiaTheme="majorEastAsia"/>
-      <w:color w:themeColor="accent1" w:themeShade="BF" w:val="0F4761"/>
-    </w:rPr>
-  </w:style>
-  <w:style w:customStyle="1" w:styleId="Heading6Char" w:type="character">
-    <w:name w:val="Heading 6 Char"/>
-    <w:basedOn w:val="DefaultParagraphFont"/>
-    <w:link w:val="Heading6"/>
-    <w:uiPriority w:val="9"/>
-    <w:semiHidden/>
-    <w:rsid w:val="00A10FD9"/>
-    <w:rPr>
-      <w:rFonts w:cstheme="majorBidi" w:eastAsiaTheme="majorEastAsia"/>
-      <w:i/>
-      <w:iCs/>
-      <w:color w:themeColor="text1" w:themeTint="A6" w:val="595959"/>
-    </w:rPr>
-  </w:style>
-  <w:style w:customStyle="1" w:styleId="Heading7Char" w:type="character">
-    <w:name w:val="Heading 7 Char"/>
-    <w:basedOn w:val="DefaultParagraphFont"/>
-    <w:link w:val="Heading7"/>
-    <w:uiPriority w:val="9"/>
-    <w:semiHidden/>
-    <w:rsid w:val="00A10FD9"/>
-    <w:rPr>
-      <w:rFonts w:cstheme="majorBidi" w:eastAsiaTheme="majorEastAsia"/>
-      <w:color w:themeColor="text1" w:themeTint="A6" w:val="595959"/>
-    </w:rPr>
-  </w:style>
-  <w:style w:customStyle="1" w:styleId="Heading8Char" w:type="character">
-    <w:name w:val="Heading 8 Char"/>
-    <w:basedOn w:val="DefaultParagraphFont"/>
-    <w:link w:val="Heading8"/>
-    <w:uiPriority w:val="9"/>
-    <w:semiHidden/>
-    <w:rsid w:val="00A10FD9"/>
-    <w:rPr>
-      <w:rFonts w:cstheme="majorBidi" w:eastAsiaTheme="majorEastAsia"/>
-      <w:i/>
-      <w:iCs/>
-      <w:color w:themeColor="text1" w:themeTint="D8" w:val="272727"/>
-    </w:rPr>
-  </w:style>
-  <w:style w:customStyle="1" w:styleId="Heading9Char" w:type="character">
-    <w:name w:val="Heading 9 Char"/>
-    <w:basedOn w:val="DefaultParagraphFont"/>
-    <w:link w:val="Heading9"/>
-    <w:uiPriority w:val="9"/>
-    <w:semiHidden/>
-    <w:rsid w:val="00A10FD9"/>
-    <w:rPr>
-      <w:rFonts w:cstheme="majorBidi" w:eastAsiaTheme="majorEastAsia"/>
-      <w:color w:themeColor="text1" w:themeTint="D8" w:val="272727"/>
+      <w:color w:themeColor="accent1" w:val="4F81BD"/>
+      <w:sz w:val="24"/>
+      <w:szCs w:val="24"/>
     </w:rPr>
   </w:style>
   <w:style w:styleId="BlockText" w:type="paragraph">
@@ -2766,18 +2797,6 @@
     <w:uiPriority w:val="9"/>
     <w:unhideWhenUsed/>
     <w:qFormat/>
-  </w:style>
-  <w:style w:styleId="FootnoteBlockText" w:type="paragraph">
-    <w:name w:val="Footnote Block Text"/>
-    <w:basedOn w:val="FootnoteText"/>
-    <w:next w:val="FootnoteText"/>
-    <w:uiPriority w:val="9"/>
-    <w:unhideWhenUsed/>
-    <w:qFormat/>
-    <w:pPr>
-      <w:spacing w:after="100" w:before="100"/>
-      <w:ind w:firstLine="0" w:left="480" w:right="480"/>
-    </w:pPr>
   </w:style>
   <w:style w:default="1" w:styleId="DefaultParagraphFont" w:type="character">
     <w:name w:val="Default Paragraph Font"/>
@@ -2808,10 +2827,10 @@
         <w:jc w:val="left"/>
       </w:trPr>
       <w:tcPr>
+        <w:vAlign w:val="bottom"/>
         <w:tcBorders>
           <w:bottom w:val="single"/>
         </w:tcBorders>
-        <w:vAlign w:val="bottom"/>
       </w:tcPr>
     </w:tblStylePr>
   </w:style>
@@ -2926,8 +2945,8 @@
     <w:name w:val="KeywordTok"/>
     <w:basedOn w:val="VerbatimChar"/>
     <w:rPr>
+      <w:color w:val="007020"/>
       <w:b/>
-      <w:color w:val="007020"/>
     </w:rPr>
   </w:style>
   <w:style w:type="character" w:customStyle="1" w:styleId="DataTypeTok">
@@ -3004,42 +3023,42 @@
     <w:name w:val="ImportTok"/>
     <w:basedOn w:val="VerbatimChar"/>
     <w:rPr>
+      <w:color w:val="008000"/>
       <w:b/>
-      <w:color w:val="008000"/>
     </w:rPr>
   </w:style>
   <w:style w:type="character" w:customStyle="1" w:styleId="CommentTok">
     <w:name w:val="CommentTok"/>
     <w:basedOn w:val="VerbatimChar"/>
     <w:rPr>
+      <w:color w:val="60a0b0"/>
       <w:i/>
-      <w:color w:val="60a0b0"/>
     </w:rPr>
   </w:style>
   <w:style w:type="character" w:customStyle="1" w:styleId="DocumentationTok">
     <w:name w:val="DocumentationTok"/>
     <w:basedOn w:val="VerbatimChar"/>
     <w:rPr>
+      <w:color w:val="ba2121"/>
       <w:i/>
-      <w:color w:val="ba2121"/>
     </w:rPr>
   </w:style>
   <w:style w:type="character" w:customStyle="1" w:styleId="AnnotationTok">
     <w:name w:val="AnnotationTok"/>
     <w:basedOn w:val="VerbatimChar"/>
     <w:rPr>
+      <w:color w:val="60a0b0"/>
       <w:b/>
       <w:i/>
-      <w:color w:val="60a0b0"/>
     </w:rPr>
   </w:style>
   <w:style w:type="character" w:customStyle="1" w:styleId="CommentVarTok">
     <w:name w:val="CommentVarTok"/>
     <w:basedOn w:val="VerbatimChar"/>
     <w:rPr>
+      <w:color w:val="60a0b0"/>
       <w:b/>
       <w:i/>
-      <w:color w:val="60a0b0"/>
     </w:rPr>
   </w:style>
   <w:style w:type="character" w:customStyle="1" w:styleId="OtherTok">
@@ -3067,8 +3086,8 @@
     <w:name w:val="ControlFlowTok"/>
     <w:basedOn w:val="VerbatimChar"/>
     <w:rPr>
+      <w:color w:val="007020"/>
       <w:b/>
-      <w:color w:val="007020"/>
     </w:rPr>
   </w:style>
   <w:style w:type="character" w:customStyle="1" w:styleId="OperatorTok">
@@ -3113,34 +3132,34 @@
     <w:name w:val="InformationTok"/>
     <w:basedOn w:val="VerbatimChar"/>
     <w:rPr>
+      <w:color w:val="60a0b0"/>
       <w:b/>
       <w:i/>
-      <w:color w:val="60a0b0"/>
     </w:rPr>
   </w:style>
   <w:style w:type="character" w:customStyle="1" w:styleId="WarningTok">
     <w:name w:val="WarningTok"/>
     <w:basedOn w:val="VerbatimChar"/>
     <w:rPr>
+      <w:color w:val="60a0b0"/>
       <w:b/>
       <w:i/>
-      <w:color w:val="60a0b0"/>
     </w:rPr>
   </w:style>
   <w:style w:type="character" w:customStyle="1" w:styleId="AlertTok">
     <w:name w:val="AlertTok"/>
     <w:basedOn w:val="VerbatimChar"/>
     <w:rPr>
+      <w:color w:val="ff0000"/>
       <w:b/>
-      <w:color w:val="ff0000"/>
     </w:rPr>
   </w:style>
   <w:style w:type="character" w:customStyle="1" w:styleId="ErrorTok">
     <w:name w:val="ErrorTok"/>
     <w:basedOn w:val="VerbatimChar"/>
     <w:rPr>
+      <w:color w:val="ff0000"/>
       <w:b/>
-      <w:color w:val="ff0000"/>
     </w:rPr>
   </w:style>
   <w:style w:type="character" w:customStyle="1" w:styleId="NormalTok">
@@ -3162,44 +3181,44 @@
         <a:sysClr val="window" lastClr="FFFFFF"/>
       </a:lt1>
       <a:dk2>
-        <a:srgbClr val="0E2841"/>
+        <a:srgbClr val="1F497D"/>
       </a:dk2>
       <a:lt2>
-        <a:srgbClr val="E8E8E8"/>
+        <a:srgbClr val="EEECE1"/>
       </a:lt2>
       <a:accent1>
-        <a:srgbClr val="156082"/>
+        <a:srgbClr val="4F81BD"/>
       </a:accent1>
       <a:accent2>
-        <a:srgbClr val="E97132"/>
+        <a:srgbClr val="C0504D"/>
       </a:accent2>
       <a:accent3>
-        <a:srgbClr val="196B24"/>
+        <a:srgbClr val="9BBB59"/>
       </a:accent3>
       <a:accent4>
-        <a:srgbClr val="0F9ED5"/>
+        <a:srgbClr val="8064A2"/>
       </a:accent4>
       <a:accent5>
-        <a:srgbClr val="A02B93"/>
+        <a:srgbClr val="4BACC6"/>
       </a:accent5>
       <a:accent6>
-        <a:srgbClr val="4EA72E"/>
+        <a:srgbClr val="F79646"/>
       </a:accent6>
       <a:hlink>
-        <a:srgbClr val="467886"/>
+        <a:srgbClr val="0000FF"/>
       </a:hlink>
       <a:folHlink>
-        <a:srgbClr val="96607D"/>
+        <a:srgbClr val="800080"/>
       </a:folHlink>
     </a:clrScheme>
     <a:fontScheme name="Office">
       <a:majorFont>
-        <a:latin typeface="Aptos Display" panose="02110004020202020204"/>
+        <a:latin typeface="Calibri"/>
         <a:ea typeface=""/>
         <a:cs typeface=""/>
-        <a:font script="Jpan" typeface="游ゴシック Light"/>
+        <a:font script="Jpan" typeface="ＭＳ ゴシック"/>
         <a:font script="Hang" typeface="맑은 고딕"/>
-        <a:font script="Hans" typeface="等线 Light"/>
+        <a:font script="Hans" typeface="宋体"/>
         <a:font script="Hant" typeface="新細明體"/>
         <a:font script="Arab" typeface="Times New Roman"/>
         <a:font script="Hebr" typeface="Times New Roman"/>
@@ -3226,32 +3245,14 @@
         <a:font script="Mong" typeface="Mongolian Baiti"/>
         <a:font script="Viet" typeface="Times New Roman"/>
         <a:font script="Uigh" typeface="Microsoft Uighur"/>
-        <a:font script="Geor" typeface="Sylfaen"/>
-        <a:font script="Armn" typeface="Arial"/>
-        <a:font script="Bugi" typeface="Leelawadee UI"/>
-        <a:font script="Bopo" typeface="Microsoft JhengHei"/>
-        <a:font script="Java" typeface="Javanese Text"/>
-        <a:font script="Lisu" typeface="Segoe UI"/>
-        <a:font script="Mymr" typeface="Myanmar Text"/>
-        <a:font script="Nkoo" typeface="Ebrima"/>
-        <a:font script="Olck" typeface="Nirmala UI"/>
-        <a:font script="Osma" typeface="Ebrima"/>
-        <a:font script="Phag" typeface="Phagspa"/>
-        <a:font script="Syrn" typeface="Estrangelo Edessa"/>
-        <a:font script="Syrj" typeface="Estrangelo Edessa"/>
-        <a:font script="Syre" typeface="Estrangelo Edessa"/>
-        <a:font script="Sora" typeface="Nirmala UI"/>
-        <a:font script="Tale" typeface="Microsoft Tai Le"/>
-        <a:font script="Talu" typeface="Microsoft New Tai Lue"/>
-        <a:font script="Tfng" typeface="Ebrima"/>
       </a:majorFont>
       <a:minorFont>
-        <a:latin typeface="Aptos" panose="02110004020202020204"/>
+        <a:latin typeface="Cambria"/>
         <a:ea typeface=""/>
         <a:cs typeface=""/>
-        <a:font script="Jpan" typeface="游明朝"/>
+        <a:font script="Jpan" typeface="ＭＳ 明朝"/>
         <a:font script="Hang" typeface="맑은 고딕"/>
-        <a:font script="Hans" typeface="等线"/>
+        <a:font script="Hans" typeface="宋体"/>
         <a:font script="Hant" typeface="新細明體"/>
         <a:font script="Arab" typeface="Arial"/>
         <a:font script="Hebr" typeface="Arial"/>
@@ -3278,24 +3279,6 @@
         <a:font script="Mong" typeface="Mongolian Baiti"/>
         <a:font script="Viet" typeface="Arial"/>
         <a:font script="Uigh" typeface="Microsoft Uighur"/>
-        <a:font script="Geor" typeface="Sylfaen"/>
-        <a:font script="Armn" typeface="Arial"/>
-        <a:font script="Bugi" typeface="Leelawadee UI"/>
-        <a:font script="Bopo" typeface="Microsoft JhengHei"/>
-        <a:font script="Java" typeface="Javanese Text"/>
-        <a:font script="Lisu" typeface="Segoe UI"/>
-        <a:font script="Mymr" typeface="Myanmar Text"/>
-        <a:font script="Nkoo" typeface="Ebrima"/>
-        <a:font script="Olck" typeface="Nirmala UI"/>
-        <a:font script="Osma" typeface="Ebrima"/>
-        <a:font script="Phag" typeface="Phagspa"/>
-        <a:font script="Syrn" typeface="Estrangelo Edessa"/>
-        <a:font script="Syrj" typeface="Estrangelo Edessa"/>
-        <a:font script="Syre" typeface="Estrangelo Edessa"/>
-        <a:font script="Sora" typeface="Nirmala UI"/>
-        <a:font script="Tale" typeface="Microsoft Tai Le"/>
-        <a:font script="Talu" typeface="Microsoft New Tai Lue"/>
-        <a:font script="Tfng" typeface="Ebrima"/>
       </a:minorFont>
     </a:fontScheme>
     <a:fmtScheme name="Office">
@@ -3307,141 +3290,200 @@
           <a:gsLst>
             <a:gs pos="0">
               <a:schemeClr val="phClr">
-                <a:lumMod val="110000"/>
-                <a:satMod val="105000"/>
-                <a:tint val="67000"/>
+                <a:tint val="50000"/>
+                <a:satMod val="300000"/>
               </a:schemeClr>
             </a:gs>
-            <a:gs pos="50000">
+            <a:gs pos="35000">
               <a:schemeClr val="phClr">
-                <a:lumMod val="105000"/>
-                <a:satMod val="103000"/>
-                <a:tint val="73000"/>
+                <a:tint val="37000"/>
+                <a:satMod val="300000"/>
               </a:schemeClr>
             </a:gs>
             <a:gs pos="100000">
               <a:schemeClr val="phClr">
-                <a:lumMod val="105000"/>
-                <a:satMod val="109000"/>
-                <a:tint val="81000"/>
+                <a:tint val="15000"/>
+                <a:satMod val="350000"/>
               </a:schemeClr>
             </a:gs>
           </a:gsLst>
-          <a:lin ang="5400000" scaled="0"/>
+          <a:lin ang="16200000" scaled="1"/>
         </a:gradFill>
         <a:gradFill rotWithShape="1">
           <a:gsLst>
             <a:gs pos="0">
               <a:schemeClr val="phClr">
-                <a:satMod val="103000"/>
-                <a:lumMod val="102000"/>
-                <a:tint val="94000"/>
-              </a:schemeClr>
-            </a:gs>
-            <a:gs pos="50000">
-              <a:schemeClr val="phClr">
-                <a:satMod val="110000"/>
-                <a:lumMod val="100000"/>
+                <a:tint val="100000"/>
                 <a:shade val="100000"/>
+                <a:satMod val="130000"/>
               </a:schemeClr>
             </a:gs>
             <a:gs pos="100000">
               <a:schemeClr val="phClr">
-                <a:lumMod val="99000"/>
-                <a:satMod val="120000"/>
-                <a:shade val="78000"/>
+                <a:tint val="50000"/>
+                <a:shade val="100000"/>
+                <a:satMod val="350000"/>
               </a:schemeClr>
             </a:gs>
           </a:gsLst>
-          <a:lin ang="5400000" scaled="0"/>
+          <a:lin ang="16200000" scaled="0"/>
         </a:gradFill>
       </a:fillStyleLst>
       <a:lnStyleLst>
-        <a:ln w="6350" cap="flat" cmpd="sng" algn="ctr">
+        <a:ln w="9525" cap="flat" cmpd="sng" algn="ctr">
+          <a:solidFill>
+            <a:schemeClr val="phClr">
+              <a:shade val="95000"/>
+              <a:satMod val="105000"/>
+            </a:schemeClr>
+          </a:solidFill>
+          <a:prstDash val="solid"/>
+        </a:ln>
+        <a:ln w="25400" cap="flat" cmpd="sng" algn="ctr">
           <a:solidFill>
             <a:schemeClr val="phClr"/>
           </a:solidFill>
           <a:prstDash val="solid"/>
-          <a:miter lim="800000"/>
         </a:ln>
-        <a:ln w="12700" cap="flat" cmpd="sng" algn="ctr">
+        <a:ln w="38100" cap="flat" cmpd="sng" algn="ctr">
           <a:solidFill>
             <a:schemeClr val="phClr"/>
           </a:solidFill>
           <a:prstDash val="solid"/>
-          <a:miter lim="800000"/>
-        </a:ln>
-        <a:ln w="19050" cap="flat" cmpd="sng" algn="ctr">
-          <a:solidFill>
-            <a:schemeClr val="phClr"/>
-          </a:solidFill>
-          <a:prstDash val="solid"/>
-          <a:miter lim="800000"/>
         </a:ln>
       </a:lnStyleLst>
       <a:effectStyleLst>
         <a:effectStyle>
-          <a:effectLst/>
-        </a:effectStyle>
-        <a:effectStyle>
-          <a:effectLst/>
+          <a:effectLst>
+            <a:outerShdw blurRad="40000" dist="20000" dir="5400000" rotWithShape="0">
+              <a:srgbClr val="000000">
+                <a:alpha val="38000"/>
+              </a:srgbClr>
+            </a:outerShdw>
+          </a:effectLst>
         </a:effectStyle>
         <a:effectStyle>
           <a:effectLst>
-            <a:outerShdw blurRad="57150" dist="19050" dir="5400000" algn="ctr" rotWithShape="0">
+            <a:outerShdw blurRad="40000" dist="23000" dir="5400000" rotWithShape="0">
               <a:srgbClr val="000000">
-                <a:alpha val="63000"/>
+                <a:alpha val="35000"/>
               </a:srgbClr>
             </a:outerShdw>
           </a:effectLst>
+        </a:effectStyle>
+        <a:effectStyle>
+          <a:effectLst>
+            <a:outerShdw blurRad="40000" dist="23000" dir="5400000" rotWithShape="0">
+              <a:srgbClr val="000000">
+                <a:alpha val="35000"/>
+              </a:srgbClr>
+            </a:outerShdw>
+          </a:effectLst>
+          <a:scene3d>
+            <a:camera prst="orthographicFront">
+              <a:rot lat="0" lon="0" rev="0"/>
+            </a:camera>
+            <a:lightRig rig="threePt" dir="t">
+              <a:rot lat="0" lon="0" rev="1200000"/>
+            </a:lightRig>
+          </a:scene3d>
+          <a:sp3d>
+            <a:bevelT w="63500" h="25400"/>
+          </a:sp3d>
         </a:effectStyle>
       </a:effectStyleLst>
       <a:bgFillStyleLst>
         <a:solidFill>
           <a:schemeClr val="phClr"/>
         </a:solidFill>
-        <a:solidFill>
-          <a:schemeClr val="phClr">
-            <a:tint val="95000"/>
-            <a:satMod val="170000"/>
-          </a:schemeClr>
-        </a:solidFill>
         <a:gradFill rotWithShape="1">
           <a:gsLst>
             <a:gs pos="0">
               <a:schemeClr val="phClr">
-                <a:tint val="93000"/>
-                <a:satMod val="150000"/>
-                <a:shade val="98000"/>
-                <a:lumMod val="102000"/>
+                <a:tint val="40000"/>
+                <a:satMod val="350000"/>
               </a:schemeClr>
             </a:gs>
-            <a:gs pos="50000">
+            <a:gs pos="40000">
               <a:schemeClr val="phClr">
-                <a:tint val="98000"/>
-                <a:satMod val="130000"/>
-                <a:shade val="90000"/>
-                <a:lumMod val="103000"/>
+                <a:tint val="45000"/>
+                <a:shade val="99000"/>
+                <a:satMod val="350000"/>
               </a:schemeClr>
             </a:gs>
             <a:gs pos="100000">
               <a:schemeClr val="phClr">
-                <a:shade val="63000"/>
-                <a:satMod val="120000"/>
+                <a:shade val="20000"/>
+                <a:satMod val="255000"/>
               </a:schemeClr>
             </a:gs>
           </a:gsLst>
-          <a:lin ang="5400000" scaled="0"/>
+          <a:path path="circle">
+            <a:fillToRect l="50000" t="-80000" r="50000" b="180000"/>
+          </a:path>
+        </a:gradFill>
+        <a:gradFill rotWithShape="1">
+          <a:gsLst>
+            <a:gs pos="0">
+              <a:schemeClr val="phClr">
+                <a:tint val="80000"/>
+                <a:satMod val="300000"/>
+              </a:schemeClr>
+            </a:gs>
+            <a:gs pos="100000">
+              <a:schemeClr val="phClr">
+                <a:shade val="30000"/>
+                <a:satMod val="200000"/>
+              </a:schemeClr>
+            </a:gs>
+          </a:gsLst>
+          <a:path path="circle">
+            <a:fillToRect l="50000" t="50000" r="50000" b="50000"/>
+          </a:path>
         </a:gradFill>
       </a:bgFillStyleLst>
     </a:fmtScheme>
   </a:themeElements>
-  <a:objectDefaults/>
+  <a:objectDefaults>
+    <a:spDef>
+      <a:spPr/>
+      <a:bodyPr/>
+      <a:lstStyle/>
+      <a:style>
+        <a:lnRef idx="1">
+          <a:schemeClr val="accent1"/>
+        </a:lnRef>
+        <a:fillRef idx="3">
+          <a:schemeClr val="accent1"/>
+        </a:fillRef>
+        <a:effectRef idx="2">
+          <a:schemeClr val="accent1"/>
+        </a:effectRef>
+        <a:fontRef idx="minor">
+          <a:schemeClr val="lt1"/>
+        </a:fontRef>
+      </a:style>
+    </a:spDef>
+    <a:lnDef>
+      <a:spPr/>
+      <a:bodyPr/>
+      <a:lstStyle/>
+      <a:style>
+        <a:lnRef idx="2">
+          <a:schemeClr val="accent1"/>
+        </a:lnRef>
+        <a:fillRef idx="0">
+          <a:schemeClr val="accent1"/>
+        </a:fillRef>
+        <a:effectRef idx="1">
+          <a:schemeClr val="accent1"/>
+        </a:effectRef>
+        <a:fontRef idx="minor">
+          <a:schemeClr val="tx1"/>
+        </a:fontRef>
+      </a:style>
+    </a:lnDef>
+  </a:objectDefaults>
   <a:extraClrSchemeLst/>
-  <a:extLst>
-    <a:ext uri="{05A4C25C-085E-4340-85A3-A5531E510DB2}">
-      <thm15:themeFamily xmlns:thm15="http://schemas.microsoft.com/office/thememl/2012/main" name="Office Theme" id="{2E142A2C-CD16-42D6-873A-C26D2A0506FA}" vid="{1BDDFF52-6CD6-40A5-AB3C-68EB2F1E4D0A}"/>
-    </a:ext>
-  </a:extLst>
 </a:theme>
 </file>